--- a/docs/Project_Progress.docx
+++ b/docs/Project_Progress.docx
@@ -47,7 +47,7 @@
           <w:sz w:val="18"/>
           <w:szCs w:val="18"/>
         </w:rPr>
-        <w:t xml:space="preserve">Last updated: 26 September 2026    |    Latest commit: Supabase schema and progress report (26 Sep 2026)</w:t>
+        <w:t xml:space="preserve">Last updated: 26 September 2026    |    Latest commit: Supabase accounts: profile, prediction history (26 Sep 2026)</w:t>
       </w:r>
     </w:p>
     <w:p>
@@ -621,7 +621,7 @@
                 <w:sz w:val="19"/>
                 <w:szCs w:val="19"/>
               </w:rPr>
-              <w:t xml:space="preserve">7 endpoints, 29 passing tests</w:t>
+              <w:t xml:space="preserve">7 endpoints</w:t>
             </w:r>
           </w:p>
         </w:tc>
@@ -652,7 +652,7 @@
                 <w:sz w:val="19"/>
                 <w:szCs w:val="19"/>
               </w:rPr>
-              <w:t xml:space="preserve">Supabase: database design</w:t>
+              <w:t xml:space="preserve">Supabase: database and sign-in</w:t>
             </w:r>
           </w:p>
         </w:tc>
@@ -711,7 +711,7 @@
                 <w:sz w:val="19"/>
                 <w:szCs w:val="19"/>
               </w:rPr>
-              <w:t xml:space="preserve">Tables, row-level security, setup guide ready to run</w:t>
+              <w:t xml:space="preserve">Project created, tables and row-level security live and verified</w:t>
             </w:r>
           </w:p>
         </w:tc>
@@ -742,7 +742,7 @@
                 <w:sz w:val="19"/>
                 <w:szCs w:val="19"/>
               </w:rPr>
-              <w:t xml:space="preserve">Supabase: project creation</w:t>
+              <w:t xml:space="preserve">Backend: sign-in, saved profile, history</w:t>
             </w:r>
           </w:p>
         </w:tc>
@@ -755,24 +755,24 @@
               <w:bottom w:val="single" w:color="BFBFBF" w:sz="4"/>
               <w:right w:val="single" w:color="BFBFBF" w:sz="4"/>
             </w:tcBorders>
-            <w:shd w:fill="FFF2CC" w:color="auto" w:val="clear"/>
-            <w:tcMar>
-              <w:top w:type="dxa" w:w="60"/>
-              <w:left w:type="dxa" w:w="100"/>
-              <w:bottom w:type="dxa" w:w="60"/>
-              <w:right w:type="dxa" w:w="100"/>
-            </w:tcMar>
-          </w:tcPr>
-          <w:p>
-            <w:r>
-              <w:rPr>
-                <w:rFonts w:ascii="Calibri" w:cs="Calibri" w:eastAsia="Calibri" w:hAnsi="Calibri"/>
-                <w:b w:val="false"/>
-                <w:bCs w:val="false"/>
-                <w:sz w:val="19"/>
-                <w:szCs w:val="19"/>
-              </w:rPr>
-              <w:t xml:space="preserve">Waiting on you</w:t>
+            <w:shd w:fill="E2EFDA" w:color="auto" w:val="clear"/>
+            <w:tcMar>
+              <w:top w:type="dxa" w:w="60"/>
+              <w:left w:type="dxa" w:w="100"/>
+              <w:bottom w:type="dxa" w:w="60"/>
+              <w:right w:type="dxa" w:w="100"/>
+            </w:tcMar>
+          </w:tcPr>
+          <w:p>
+            <w:r>
+              <w:rPr>
+                <w:rFonts w:ascii="Calibri" w:cs="Calibri" w:eastAsia="Calibri" w:hAnsi="Calibri"/>
+                <w:b w:val="false"/>
+                <w:bCs w:val="false"/>
+                <w:sz w:val="19"/>
+                <w:szCs w:val="19"/>
+              </w:rPr>
+              <w:t xml:space="preserve">Done</w:t>
             </w:r>
           </w:p>
         </w:tc>
@@ -801,7 +801,7 @@
                 <w:sz w:val="19"/>
                 <w:szCs w:val="19"/>
               </w:rPr>
-              <w:t xml:space="preserve">Create the project and run the SQL script</w:t>
+              <w:t xml:space="preserve">5 signed-in endpoints; 41 tests pass in total</w:t>
             </w:r>
           </w:p>
         </w:tc>
@@ -832,7 +832,7 @@
                 <w:sz w:val="19"/>
                 <w:szCs w:val="19"/>
               </w:rPr>
-              <w:t xml:space="preserve">Backend: sign-in, saved profile, history</w:t>
+              <w:t xml:space="preserve">Live check with a real test user</w:t>
             </w:r>
           </w:p>
         </w:tc>
@@ -845,24 +845,24 @@
               <w:bottom w:val="single" w:color="BFBFBF" w:sz="4"/>
               <w:right w:val="single" w:color="BFBFBF" w:sz="4"/>
             </w:tcBorders>
-            <w:shd w:fill="F2F2F2" w:color="auto" w:val="clear"/>
-            <w:tcMar>
-              <w:top w:type="dxa" w:w="60"/>
-              <w:left w:type="dxa" w:w="100"/>
-              <w:bottom w:type="dxa" w:w="60"/>
-              <w:right w:type="dxa" w:w="100"/>
-            </w:tcMar>
-          </w:tcPr>
-          <w:p>
-            <w:r>
-              <w:rPr>
-                <w:rFonts w:ascii="Calibri" w:cs="Calibri" w:eastAsia="Calibri" w:hAnsi="Calibri"/>
-                <w:b w:val="false"/>
-                <w:bCs w:val="false"/>
-                <w:sz w:val="19"/>
-                <w:szCs w:val="19"/>
-              </w:rPr>
-              <w:t xml:space="preserve">Not started</w:t>
+            <w:shd w:fill="FFF2CC" w:color="auto" w:val="clear"/>
+            <w:tcMar>
+              <w:top w:type="dxa" w:w="60"/>
+              <w:left w:type="dxa" w:w="100"/>
+              <w:bottom w:type="dxa" w:w="60"/>
+              <w:right w:type="dxa" w:w="100"/>
+            </w:tcMar>
+          </w:tcPr>
+          <w:p>
+            <w:r>
+              <w:rPr>
+                <w:rFonts w:ascii="Calibri" w:cs="Calibri" w:eastAsia="Calibri" w:hAnsi="Calibri"/>
+                <w:b w:val="false"/>
+                <w:bCs w:val="false"/>
+                <w:sz w:val="19"/>
+                <w:szCs w:val="19"/>
+              </w:rPr>
+              <w:t xml:space="preserve">Waiting on you</w:t>
             </w:r>
           </w:p>
         </w:tc>
@@ -891,7 +891,7 @@
                 <w:sz w:val="19"/>
                 <w:szCs w:val="19"/>
               </w:rPr>
-              <w:t xml:space="preserve">Needs the Supabase project</w:t>
+              <w:t xml:space="preserve">Run scripts/check_accounts_live.py (about 2 minutes)</w:t>
             </w:r>
           </w:p>
         </w:tc>
@@ -1477,7 +1477,7 @@
         <w:rPr>
           <w:rFonts w:ascii="Calibri" w:cs="Calibri" w:eastAsia="Calibri" w:hAnsi="Calibri"/>
         </w:rPr>
-        <w:t xml:space="preserve">Create the Supabase project and run supabase/migrations/0001_init.sql (steps in supabase/README.md).</w:t>
+        <w:t xml:space="preserve">In Supabase: Authentication &gt; Users &gt; Add user &gt; Create new user (tick Auto Confirm User) to make a test account.</w:t>
       </w:r>
     </w:p>
     <w:p>
@@ -1493,7 +1493,7 @@
         <w:rPr>
           <w:rFonts w:ascii="Calibri" w:cs="Calibri" w:eastAsia="Calibri" w:hAnsi="Calibri"/>
         </w:rPr>
-        <w:t xml:space="preserve">Share the Supabase project URL and anon key so the backend can be connected. Keep the service role key in your local .env only.</w:t>
+        <w:t xml:space="preserve">With the project venv active, run: python scripts/check_accounts_live.py, then type the test user's email and password when asked.</w:t>
       </w:r>
     </w:p>
     <w:p>
@@ -1858,7 +1858,71 @@
         <w:rPr>
           <w:rFonts w:ascii="Calibri" w:cs="Calibri" w:eastAsia="Calibri" w:hAnsi="Calibri"/>
         </w:rPr>
-        <w:t xml:space="preserve">Supabase (database design)</w:t>
+        <w:t xml:space="preserve">Supabase and user accounts</w:t>
+      </w:r>
+    </w:p>
+    <w:p>
+      <w:pPr>
+        <w:pStyle w:val="ListParagraph"/>
+        <w:numPr>
+          <w:ilvl w:val="0"/>
+          <w:numId w:val="2"/>
+        </w:numPr>
+        <w:spacing w:after="60"/>
+      </w:pPr>
+      <w:r>
+        <w:rPr>
+          <w:rFonts w:ascii="Calibri" w:cs="Calibri" w:eastAsia="Calibri" w:hAnsi="Calibri"/>
+        </w:rPr>
+        <w:t xml:space="preserve">Supabase project created (Mumbai region); database script run; checks confirmed public tables are readable, private tables are blocked without sign-in, and the public key can't write.</w:t>
+      </w:r>
+    </w:p>
+    <w:p>
+      <w:pPr>
+        <w:pStyle w:val="ListParagraph"/>
+        <w:numPr>
+          <w:ilvl w:val="0"/>
+          <w:numId w:val="2"/>
+        </w:numPr>
+        <w:spacing w:after="60"/>
+      </w:pPr>
+      <w:r>
+        <w:rPr>
+          <w:rFonts w:ascii="Calibri" w:cs="Calibri" w:eastAsia="Calibri" w:hAnsi="Calibri"/>
+        </w:rPr>
+        <w:t xml:space="preserve">Signed-in endpoints: GET/PUT /api/me/profile, POST /api/me/risk (runs a prediction with the saved profile and saves it to history), GET /api/me/history, GET/DELETE /api/me/history/{id}.</w:t>
+      </w:r>
+    </w:p>
+    <w:p>
+      <w:pPr>
+        <w:pStyle w:val="ListParagraph"/>
+        <w:numPr>
+          <w:ilvl w:val="0"/>
+          <w:numId w:val="2"/>
+        </w:numPr>
+        <w:spacing w:after="60"/>
+      </w:pPr>
+      <w:r>
+        <w:rPr>
+          <w:rFonts w:ascii="Calibri" w:cs="Calibri" w:eastAsia="Calibri" w:hAnsi="Calibri"/>
+        </w:rPr>
+        <w:t xml:space="preserve">Each database call is made with the user's own sign-in token, so row-level security keeps every user's profile and history private, even inside the backend.</w:t>
+      </w:r>
+    </w:p>
+    <w:p>
+      <w:pPr>
+        <w:pStyle w:val="ListParagraph"/>
+        <w:numPr>
+          <w:ilvl w:val="0"/>
+          <w:numId w:val="2"/>
+        </w:numPr>
+        <w:spacing w:after="60"/>
+      </w:pPr>
+      <w:r>
+        <w:rPr>
+          <w:rFonts w:ascii="Calibri" w:cs="Calibri" w:eastAsia="Calibri" w:hAnsi="Calibri"/>
+        </w:rPr>
+        <w:t xml:space="preserve">12 new tests using an in-memory stand-in for Supabase that enforces the same per-user rules (41 tests pass in total); the real sign-in service correctly rejects invalid tokens.</w:t>
       </w:r>
     </w:p>
     <w:p>
@@ -4406,7 +4470,7 @@
                 <w:sz w:val="19"/>
                 <w:szCs w:val="19"/>
               </w:rPr>
-              <w:t xml:space="preserve">Create the Supabase project and run the SQL script</w:t>
+              <w:t xml:space="preserve">Live accounts check with a real test user</w:t>
             </w:r>
           </w:p>
         </w:tc>
@@ -4464,96 +4528,7 @@
                 <w:sz w:val="19"/>
                 <w:szCs w:val="19"/>
               </w:rPr>
-              <w:t xml:space="preserve">Follow supabase/README.md; share the project URL and anon key (never the service role key)</w:t>
-            </w:r>
-          </w:p>
-        </w:tc>
-      </w:tr>
-      <w:tr>
-        <w:tc>
-          <w:tcPr>
-            <w:tcW w:type="dxa" w:w="3300"/>
-            <w:tcBorders>
-              <w:top w:val="single" w:color="BFBFBF" w:sz="4"/>
-              <w:left w:val="single" w:color="BFBFBF" w:sz="4"/>
-              <w:bottom w:val="single" w:color="BFBFBF" w:sz="4"/>
-              <w:right w:val="single" w:color="BFBFBF" w:sz="4"/>
-            </w:tcBorders>
-            <w:tcMar>
-              <w:top w:type="dxa" w:w="60"/>
-              <w:left w:type="dxa" w:w="100"/>
-              <w:bottom w:type="dxa" w:w="60"/>
-              <w:right w:type="dxa" w:w="100"/>
-            </w:tcMar>
-          </w:tcPr>
-          <w:p>
-            <w:r>
-              <w:rPr>
-                <w:rFonts w:ascii="Calibri" w:cs="Calibri" w:eastAsia="Calibri" w:hAnsi="Calibri"/>
-                <w:b w:val="false"/>
-                <w:bCs w:val="false"/>
-                <w:sz w:val="19"/>
-                <w:szCs w:val="19"/>
-              </w:rPr>
-              <w:t xml:space="preserve">Backend: sign-in checks, saved profile, prediction history</w:t>
-            </w:r>
-          </w:p>
-        </w:tc>
-        <w:tc>
-          <w:tcPr>
-            <w:tcW w:type="dxa" w:w="1600"/>
-            <w:tcBorders>
-              <w:top w:val="single" w:color="BFBFBF" w:sz="4"/>
-              <w:left w:val="single" w:color="BFBFBF" w:sz="4"/>
-              <w:bottom w:val="single" w:color="BFBFBF" w:sz="4"/>
-              <w:right w:val="single" w:color="BFBFBF" w:sz="4"/>
-            </w:tcBorders>
-            <w:tcMar>
-              <w:top w:type="dxa" w:w="60"/>
-              <w:left w:type="dxa" w:w="100"/>
-              <w:bottom w:type="dxa" w:w="60"/>
-              <w:right w:type="dxa" w:w="100"/>
-            </w:tcMar>
-          </w:tcPr>
-          <w:p>
-            <w:r>
-              <w:rPr>
-                <w:rFonts w:ascii="Calibri" w:cs="Calibri" w:eastAsia="Calibri" w:hAnsi="Calibri"/>
-                <w:b w:val="false"/>
-                <w:bCs w:val="false"/>
-                <w:sz w:val="19"/>
-                <w:szCs w:val="19"/>
-              </w:rPr>
-              <w:t xml:space="preserve">Supabase project</w:t>
-            </w:r>
-          </w:p>
-        </w:tc>
-        <w:tc>
-          <w:tcPr>
-            <w:tcW w:type="dxa" w:w="4738"/>
-            <w:tcBorders>
-              <w:top w:val="single" w:color="BFBFBF" w:sz="4"/>
-              <w:left w:val="single" w:color="BFBFBF" w:sz="4"/>
-              <w:bottom w:val="single" w:color="BFBFBF" w:sz="4"/>
-              <w:right w:val="single" w:color="BFBFBF" w:sz="4"/>
-            </w:tcBorders>
-            <w:tcMar>
-              <w:top w:type="dxa" w:w="60"/>
-              <w:left w:type="dxa" w:w="100"/>
-              <w:bottom w:type="dxa" w:w="60"/>
-              <w:right w:type="dxa" w:w="100"/>
-            </w:tcMar>
-          </w:tcPr>
-          <w:p>
-            <w:r>
-              <w:rPr>
-                <w:rFonts w:ascii="Calibri" w:cs="Calibri" w:eastAsia="Calibri" w:hAnsi="Calibri"/>
-                <w:b w:val="false"/>
-                <w:bCs w:val="false"/>
-                <w:sz w:val="19"/>
-                <w:szCs w:val="19"/>
-              </w:rPr>
-              <w:t xml:space="preserve">Private endpoints; saves each run to the user's history</w:t>
+              <w:t xml:space="preserve">Create a test user in the dashboard (Auto Confirm) and run scripts/check_accounts_live.py</w:t>
             </w:r>
           </w:p>
         </w:tc>
@@ -5242,6 +5217,66 @@
                 <w:szCs w:val="19"/>
               </w:rPr>
               <w:t xml:space="preserve">What changed</w:t>
+            </w:r>
+          </w:p>
+        </w:tc>
+      </w:tr>
+      <w:tr>
+        <w:tc>
+          <w:tcPr>
+            <w:tcW w:type="dxa" w:w="1900"/>
+            <w:tcBorders>
+              <w:top w:val="single" w:color="BFBFBF" w:sz="4"/>
+              <w:left w:val="single" w:color="BFBFBF" w:sz="4"/>
+              <w:bottom w:val="single" w:color="BFBFBF" w:sz="4"/>
+              <w:right w:val="single" w:color="BFBFBF" w:sz="4"/>
+            </w:tcBorders>
+            <w:tcMar>
+              <w:top w:type="dxa" w:w="60"/>
+              <w:left w:type="dxa" w:w="100"/>
+              <w:bottom w:type="dxa" w:w="60"/>
+              <w:right w:type="dxa" w:w="100"/>
+            </w:tcMar>
+          </w:tcPr>
+          <w:p>
+            <w:r>
+              <w:rPr>
+                <w:rFonts w:ascii="Calibri" w:cs="Calibri" w:eastAsia="Calibri" w:hAnsi="Calibri"/>
+                <w:b w:val="false"/>
+                <w:bCs w:val="false"/>
+                <w:sz w:val="19"/>
+                <w:szCs w:val="19"/>
+              </w:rPr>
+              <w:t xml:space="preserve">26 Sep 2026</w:t>
+            </w:r>
+          </w:p>
+        </w:tc>
+        <w:tc>
+          <w:tcPr>
+            <w:tcW w:type="dxa" w:w="7738"/>
+            <w:tcBorders>
+              <w:top w:val="single" w:color="BFBFBF" w:sz="4"/>
+              <w:left w:val="single" w:color="BFBFBF" w:sz="4"/>
+              <w:bottom w:val="single" w:color="BFBFBF" w:sz="4"/>
+              <w:right w:val="single" w:color="BFBFBF" w:sz="4"/>
+            </w:tcBorders>
+            <w:tcMar>
+              <w:top w:type="dxa" w:w="60"/>
+              <w:left w:type="dxa" w:w="100"/>
+              <w:bottom w:type="dxa" w:w="60"/>
+              <w:right w:type="dxa" w:w="100"/>
+            </w:tcMar>
+          </w:tcPr>
+          <w:p>
+            <w:r>
+              <w:rPr>
+                <w:rFonts w:ascii="Calibri" w:cs="Calibri" w:eastAsia="Calibri" w:hAnsi="Calibri"/>
+                <w:b w:val="false"/>
+                <w:bCs w:val="false"/>
+                <w:sz w:val="19"/>
+                <w:szCs w:val="19"/>
+              </w:rPr>
+              <w:t xml:space="preserve">Supabase connected: signed-in endpoints for profile, prediction runs and history; 41 tests.</w:t>
             </w:r>
           </w:p>
         </w:tc>

--- a/docs/Project_Progress.docx
+++ b/docs/Project_Progress.docx
@@ -47,7 +47,7 @@
           <w:sz w:val="18"/>
           <w:szCs w:val="18"/>
         </w:rPr>
-        <w:t xml:space="preserve">Last updated: 26 September 2026    |    Latest commit: Supabase accounts: profile, prediction history (26 Sep 2026)</w:t>
+        <w:t xml:space="preserve">Last updated: 26 September 2026    |    Latest commit: 836d8f7 Supabase accounts; design docs pending commit</w:t>
       </w:r>
     </w:p>
     <w:p>
@@ -845,24 +845,24 @@
               <w:bottom w:val="single" w:color="BFBFBF" w:sz="4"/>
               <w:right w:val="single" w:color="BFBFBF" w:sz="4"/>
             </w:tcBorders>
-            <w:shd w:fill="FFF2CC" w:color="auto" w:val="clear"/>
-            <w:tcMar>
-              <w:top w:type="dxa" w:w="60"/>
-              <w:left w:type="dxa" w:w="100"/>
-              <w:bottom w:type="dxa" w:w="60"/>
-              <w:right w:type="dxa" w:w="100"/>
-            </w:tcMar>
-          </w:tcPr>
-          <w:p>
-            <w:r>
-              <w:rPr>
-                <w:rFonts w:ascii="Calibri" w:cs="Calibri" w:eastAsia="Calibri" w:hAnsi="Calibri"/>
-                <w:b w:val="false"/>
-                <w:bCs w:val="false"/>
-                <w:sz w:val="19"/>
-                <w:szCs w:val="19"/>
-              </w:rPr>
-              <w:t xml:space="preserve">Waiting on you</w:t>
+            <w:shd w:fill="E2EFDA" w:color="auto" w:val="clear"/>
+            <w:tcMar>
+              <w:top w:type="dxa" w:w="60"/>
+              <w:left w:type="dxa" w:w="100"/>
+              <w:bottom w:type="dxa" w:w="60"/>
+              <w:right w:type="dxa" w:w="100"/>
+            </w:tcMar>
+          </w:tcPr>
+          <w:p>
+            <w:r>
+              <w:rPr>
+                <w:rFonts w:ascii="Calibri" w:cs="Calibri" w:eastAsia="Calibri" w:hAnsi="Calibri"/>
+                <w:b w:val="false"/>
+                <w:bCs w:val="false"/>
+                <w:sz w:val="19"/>
+                <w:szCs w:val="19"/>
+              </w:rPr>
+              <w:t xml:space="preserve">Done</w:t>
             </w:r>
           </w:p>
         </w:tc>
@@ -891,7 +891,7 @@
                 <w:sz w:val="19"/>
                 <w:szCs w:val="19"/>
               </w:rPr>
-              <w:t xml:space="preserve">Run scripts/check_accounts_live.py (about 2 minutes)</w:t>
+              <w:t xml:space="preserve">All 8 checks passed against the real Supabase project</w:t>
             </w:r>
           </w:p>
         </w:tc>
@@ -922,6 +922,96 @@
                 <w:sz w:val="19"/>
                 <w:szCs w:val="19"/>
               </w:rPr>
+              <w:t xml:space="preserve">Frontend design (Airware)</w:t>
+            </w:r>
+          </w:p>
+        </w:tc>
+        <w:tc>
+          <w:tcPr>
+            <w:tcW w:type="dxa" w:w="1600"/>
+            <w:tcBorders>
+              <w:top w:val="single" w:color="BFBFBF" w:sz="4"/>
+              <w:left w:val="single" w:color="BFBFBF" w:sz="4"/>
+              <w:bottom w:val="single" w:color="BFBFBF" w:sz="4"/>
+              <w:right w:val="single" w:color="BFBFBF" w:sz="4"/>
+            </w:tcBorders>
+            <w:shd w:fill="E2EFDA" w:color="auto" w:val="clear"/>
+            <w:tcMar>
+              <w:top w:type="dxa" w:w="60"/>
+              <w:left w:type="dxa" w:w="100"/>
+              <w:bottom w:type="dxa" w:w="60"/>
+              <w:right w:type="dxa" w:w="100"/>
+            </w:tcMar>
+          </w:tcPr>
+          <w:p>
+            <w:r>
+              <w:rPr>
+                <w:rFonts w:ascii="Calibri" w:cs="Calibri" w:eastAsia="Calibri" w:hAnsi="Calibri"/>
+                <w:b w:val="false"/>
+                <w:bCs w:val="false"/>
+                <w:sz w:val="19"/>
+                <w:szCs w:val="19"/>
+              </w:rPr>
+              <w:t xml:space="preserve">Done</w:t>
+            </w:r>
+          </w:p>
+        </w:tc>
+        <w:tc>
+          <w:tcPr>
+            <w:tcW w:type="dxa" w:w="4638"/>
+            <w:tcBorders>
+              <w:top w:val="single" w:color="BFBFBF" w:sz="4"/>
+              <w:left w:val="single" w:color="BFBFBF" w:sz="4"/>
+              <w:bottom w:val="single" w:color="BFBFBF" w:sz="4"/>
+              <w:right w:val="single" w:color="BFBFBF" w:sz="4"/>
+            </w:tcBorders>
+            <w:tcMar>
+              <w:top w:type="dxa" w:w="60"/>
+              <w:left w:type="dxa" w:w="100"/>
+              <w:bottom w:type="dxa" w:w="60"/>
+              <w:right w:type="dxa" w:w="100"/>
+            </w:tcMar>
+          </w:tcPr>
+          <w:p>
+            <w:r>
+              <w:rPr>
+                <w:rFonts w:ascii="Calibri" w:cs="Calibri" w:eastAsia="Calibri" w:hAnsi="Calibri"/>
+                <w:b w:val="false"/>
+                <w:bCs w:val="false"/>
+                <w:sz w:val="19"/>
+                <w:szCs w:val="19"/>
+              </w:rPr>
+              <w:t xml:space="preserve">Landing page and dashboard designs approved; spec in docs/frontend_design.md</w:t>
+            </w:r>
+          </w:p>
+        </w:tc>
+      </w:tr>
+      <w:tr>
+        <w:tc>
+          <w:tcPr>
+            <w:tcW w:type="dxa" w:w="3400"/>
+            <w:tcBorders>
+              <w:top w:val="single" w:color="BFBFBF" w:sz="4"/>
+              <w:left w:val="single" w:color="BFBFBF" w:sz="4"/>
+              <w:bottom w:val="single" w:color="BFBFBF" w:sz="4"/>
+              <w:right w:val="single" w:color="BFBFBF" w:sz="4"/>
+            </w:tcBorders>
+            <w:tcMar>
+              <w:top w:type="dxa" w:w="60"/>
+              <w:left w:type="dxa" w:w="100"/>
+              <w:bottom w:type="dxa" w:w="60"/>
+              <w:right w:type="dxa" w:w="100"/>
+            </w:tcMar>
+          </w:tcPr>
+          <w:p>
+            <w:r>
+              <w:rPr>
+                <w:rFonts w:ascii="Calibri" w:cs="Calibri" w:eastAsia="Calibri" w:hAnsi="Calibri"/>
+                <w:b w:val="false"/>
+                <w:bCs w:val="false"/>
+                <w:sz w:val="19"/>
+                <w:szCs w:val="19"/>
+              </w:rPr>
               <w:t xml:space="preserve">Next.js frontend</w:t>
             </w:r>
           </w:p>
@@ -981,7 +1071,7 @@
                 <w:sz w:val="19"/>
                 <w:szCs w:val="19"/>
               </w:rPr>
-              <w:t xml:space="preserve"/>
+              <w:t xml:space="preserve">Waiting for your go-ahead to start coding</w:t>
             </w:r>
           </w:p>
         </w:tc>
@@ -1461,7 +1551,7 @@
         <w:rPr>
           <w:rFonts w:ascii="Calibri" w:cs="Calibri" w:eastAsia="Calibri" w:hAnsi="Calibri"/>
         </w:rPr>
-        <w:t xml:space="preserve">Run git push to upload the latest commits to GitHub.</w:t>
+        <w:t xml:space="preserve">Tell me when to start coding the frontend (design is approved).</w:t>
       </w:r>
     </w:p>
     <w:p>
@@ -1477,7 +1567,29 @@
         <w:rPr>
           <w:rFonts w:ascii="Calibri" w:cs="Calibri" w:eastAsia="Calibri" w:hAnsi="Calibri"/>
         </w:rPr>
-        <w:t xml:space="preserve">In Supabase: Authentication &gt; Users &gt; Add user &gt; Create new user (tick Auto Confirm User) to make a test account.</w:t>
+        <w:t xml:space="preserve">Optional: confirm the small frontend choices (frontend/ folder in this repo, npm, react-leaflet for the map).</w:t>
+      </w:r>
+    </w:p>
+    <w:p>
+      <w:pPr>
+        <w:pStyle w:val="Heading1"/>
+      </w:pPr>
+      <w:r>
+        <w:rPr>
+          <w:rFonts w:ascii="Calibri" w:cs="Calibri" w:eastAsia="Calibri" w:hAnsi="Calibri"/>
+        </w:rPr>
+        <w:t xml:space="preserve">3. Work completed</w:t>
+      </w:r>
+    </w:p>
+    <w:p>
+      <w:pPr>
+        <w:pStyle w:val="Heading2"/>
+      </w:pPr>
+      <w:r>
+        <w:rPr>
+          <w:rFonts w:ascii="Calibri" w:cs="Calibri" w:eastAsia="Calibri" w:hAnsi="Calibri"/>
+        </w:rPr>
+        <w:t xml:space="preserve">AQI forecasting pipeline</w:t>
       </w:r>
     </w:p>
     <w:p>
@@ -1493,29 +1605,7 @@
         <w:rPr>
           <w:rFonts w:ascii="Calibri" w:cs="Calibri" w:eastAsia="Calibri" w:hAnsi="Calibri"/>
         </w:rPr>
-        <w:t xml:space="preserve">With the project venv active, run: python scripts/check_accounts_live.py, then type the test user's email and password when asked.</w:t>
-      </w:r>
-    </w:p>
-    <w:p>
-      <w:pPr>
-        <w:pStyle w:val="Heading1"/>
-      </w:pPr>
-      <w:r>
-        <w:rPr>
-          <w:rFonts w:ascii="Calibri" w:cs="Calibri" w:eastAsia="Calibri" w:hAnsi="Calibri"/>
-        </w:rPr>
-        <w:t xml:space="preserve">3. Work completed</w:t>
-      </w:r>
-    </w:p>
-    <w:p>
-      <w:pPr>
-        <w:pStyle w:val="Heading2"/>
-      </w:pPr>
-      <w:r>
-        <w:rPr>
-          <w:rFonts w:ascii="Calibri" w:cs="Calibri" w:eastAsia="Calibri" w:hAnsi="Calibri"/>
-        </w:rPr>
-        <w:t xml:space="preserve">AQI forecasting pipeline</w:t>
+        <w:t xml:space="preserve">Data loading for Delhi, Bengaluru, Chennai, Hyderabad, Lucknow and Ahmedabad (CPCB data, 2015-2020); gaps up to 21 days interpolated.</w:t>
       </w:r>
     </w:p>
     <w:p>
@@ -1531,7 +1621,7 @@
         <w:rPr>
           <w:rFonts w:ascii="Calibri" w:cs="Calibri" w:eastAsia="Calibri" w:hAnsi="Calibri"/>
         </w:rPr>
-        <w:t xml:space="preserve">Data loading for Delhi, Bengaluru, Chennai, Hyderabad, Lucknow and Ahmedabad (CPCB data, 2015-2020); gaps up to 21 days interpolated.</w:t>
+        <w:t xml:space="preserve">Diagnostics: ADF and KPSS stationarity tests (no differencing needed), seasonal period confirmed at ~365 days (ACF peaks at lags 363-370, STL seasonal strength).</w:t>
       </w:r>
     </w:p>
     <w:p>
@@ -1547,7 +1637,7 @@
         <w:rPr>
           <w:rFonts w:ascii="Calibri" w:cs="Calibri" w:eastAsia="Calibri" w:hAnsi="Calibri"/>
         </w:rPr>
-        <w:t xml:space="preserve">Diagnostics: ADF and KPSS stationarity tests (no differencing needed), seasonal period confirmed at ~365 days (ACF peaks at lags 363-370, STL seasonal strength).</w:t>
+        <w:t xml:space="preserve">Models: ARIMA, SARIMA (weekly + annual Fourier terms), Holt-Winters, LSTM, XGBoost on lag features, Prophet; compared with three naive baselines.</w:t>
       </w:r>
     </w:p>
     <w:p>
@@ -1563,7 +1653,7 @@
         <w:rPr>
           <w:rFonts w:ascii="Calibri" w:cs="Calibri" w:eastAsia="Calibri" w:hAnsi="Calibri"/>
         </w:rPr>
-        <w:t xml:space="preserve">Models: ARIMA, SARIMA (weekly + annual Fourier terms), Holt-Winters, LSTM, XGBoost on lag features, Prophet; compared with three naive baselines.</w:t>
+        <w:t xml:space="preserve">Evaluation on 6 non-overlapping 30-day test windows per city (RMSE, MSE, MAE, MAPE); winner = lowest mean RMSE.</w:t>
       </w:r>
     </w:p>
     <w:p>
@@ -1579,7 +1669,7 @@
         <w:rPr>
           <w:rFonts w:ascii="Calibri" w:cs="Calibri" w:eastAsia="Calibri" w:hAnsi="Calibri"/>
         </w:rPr>
-        <w:t xml:space="preserve">Evaluation on 6 non-overlapping 30-day test windows per city (RMSE, MSE, MAE, MAPE); winner = lowest mean RMSE.</w:t>
+        <w:t xml:space="preserve">Ahmedabad fix: its CO sensor readings were faulty (median 16 mg/m3 vs about 1 elsewhere, AQI up to 2,049), so its AQI is recomputed from hourly data without CO. The method reproduces the published values exactly when CO is included.</w:t>
       </w:r>
     </w:p>
     <w:p>
@@ -1595,7 +1685,18 @@
         <w:rPr>
           <w:rFonts w:ascii="Calibri" w:cs="Calibri" w:eastAsia="Calibri" w:hAnsi="Calibri"/>
         </w:rPr>
-        <w:t xml:space="preserve">Ahmedabad fix: its CO sensor readings were faulty (median 16 mg/m3 vs about 1 elsewhere, AQI up to 2,049), so its AQI is recomputed from hourly data without CO. The method reproduces the published values exactly when CO is included.</w:t>
+        <w:t xml:space="preserve">LSTM results averaged over seeds 42, 43 and 44 (a single seed gave a misleadingly good Delhi result).</w:t>
+      </w:r>
+    </w:p>
+    <w:p>
+      <w:pPr>
+        <w:pStyle w:val="Heading2"/>
+      </w:pPr>
+      <w:r>
+        <w:rPr>
+          <w:rFonts w:ascii="Calibri" w:cs="Calibri" w:eastAsia="Calibri" w:hAnsi="Calibri"/>
+        </w:rPr>
+        <w:t xml:space="preserve">Pollutant forecasting (PM2.5, NO2)</w:t>
       </w:r>
     </w:p>
     <w:p>
@@ -1611,18 +1712,7 @@
         <w:rPr>
           <w:rFonts w:ascii="Calibri" w:cs="Calibri" w:eastAsia="Calibri" w:hAnsi="Calibri"/>
         </w:rPr>
-        <w:t xml:space="preserve">LSTM results averaged over seeds 42, 43 and 44 (a single seed gave a misleadingly good Delhi result).</w:t>
-      </w:r>
-    </w:p>
-    <w:p>
-      <w:pPr>
-        <w:pStyle w:val="Heading2"/>
-      </w:pPr>
-      <w:r>
-        <w:rPr>
-          <w:rFonts w:ascii="Calibri" w:cs="Calibri" w:eastAsia="Calibri" w:hAnsi="Calibri"/>
-        </w:rPr>
-        <w:t xml:space="preserve">Pollutant forecasting (PM2.5, NO2)</w:t>
+        <w:t xml:space="preserve">Same evaluation for PM2.5 and NO2, the only pollutants with usable history in all six cities.</w:t>
       </w:r>
     </w:p>
     <w:p>
@@ -1638,7 +1728,18 @@
         <w:rPr>
           <w:rFonts w:ascii="Calibri" w:cs="Calibri" w:eastAsia="Calibri" w:hAnsi="Calibri"/>
         </w:rPr>
-        <w:t xml:space="preserve">Same evaluation for PM2.5 and NO2, the only pollutants with usable history in all six cities.</w:t>
+        <w:t xml:space="preserve">Where no model beats the naive forecast on mean RMSE, the naive forecast itself is deployed (Hyderabad PM2.5, Ahmedabad NO2).</w:t>
+      </w:r>
+    </w:p>
+    <w:p>
+      <w:pPr>
+        <w:pStyle w:val="Heading2"/>
+      </w:pPr>
+      <w:r>
+        <w:rPr>
+          <w:rFonts w:ascii="Calibri" w:cs="Calibri" w:eastAsia="Calibri" w:hAnsi="Calibri"/>
+        </w:rPr>
+        <w:t xml:space="preserve">Saved forecasting models</w:t>
       </w:r>
     </w:p>
     <w:p>
@@ -1654,18 +1755,7 @@
         <w:rPr>
           <w:rFonts w:ascii="Calibri" w:cs="Calibri" w:eastAsia="Calibri" w:hAnsi="Calibri"/>
         </w:rPr>
-        <w:t xml:space="preserve">Where no model beats the naive forecast on mean RMSE, the naive forecast itself is deployed (Hyderabad PM2.5, Ahmedabad NO2).</w:t>
-      </w:r>
-    </w:p>
-    <w:p>
-      <w:pPr>
-        <w:pStyle w:val="Heading2"/>
-      </w:pPr>
-      <w:r>
-        <w:rPr>
-          <w:rFonts w:ascii="Calibri" w:cs="Calibri" w:eastAsia="Calibri" w:hAnsi="Calibri"/>
-        </w:rPr>
-        <w:t xml:space="preserve">Saved forecasting models</w:t>
+        <w:t xml:space="preserve">Each city's winner retrained on its full history and saved in its native format (joblib, XGBoost .ubj, PyTorch state_dict, Prophet JSON), with metadata and a registry.</w:t>
       </w:r>
     </w:p>
     <w:p>
@@ -1681,7 +1771,18 @@
         <w:rPr>
           <w:rFonts w:ascii="Calibri" w:cs="Calibri" w:eastAsia="Calibri" w:hAnsi="Calibri"/>
         </w:rPr>
-        <w:t xml:space="preserve">Each city's winner retrained on its full history and saved in its native format (joblib, XGBoost .ubj, PyTorch state_dict, Prophet JSON), with metadata and a registry.</w:t>
+        <w:t xml:space="preserve">Verified: reloaded models reproduce the in-memory forecasts exactly.</w:t>
+      </w:r>
+    </w:p>
+    <w:p>
+      <w:pPr>
+        <w:pStyle w:val="Heading2"/>
+      </w:pPr>
+      <w:r>
+        <w:rPr>
+          <w:rFonts w:ascii="Calibri" w:cs="Calibri" w:eastAsia="Calibri" w:hAnsi="Calibri"/>
+        </w:rPr>
+        <w:t xml:space="preserve">Health-risk models</w:t>
       </w:r>
     </w:p>
     <w:p>
@@ -1697,18 +1798,7 @@
         <w:rPr>
           <w:rFonts w:ascii="Calibri" w:cs="Calibri" w:eastAsia="Calibri" w:hAnsi="Calibri"/>
         </w:rPr>
-        <w:t xml:space="preserve">Verified: reloaded models reproduce the in-memory forecasts exactly.</w:t>
-      </w:r>
-    </w:p>
-    <w:p>
-      <w:pPr>
-        <w:pStyle w:val="Heading2"/>
-      </w:pPr>
-      <w:r>
-        <w:rPr>
-          <w:rFonts w:ascii="Calibri" w:cs="Calibri" w:eastAsia="Calibri" w:hAnsi="Calibri"/>
-        </w:rPr>
-        <w:t xml:space="preserve">Health-risk models</w:t>
+        <w:t xml:space="preserve">Random Forest, XGBoost and MLP compared for risk level (weighted F1) and risk score (RMSE), with 5-fold cross-validation and a held-out 20% test set.</w:t>
       </w:r>
     </w:p>
     <w:p>
@@ -1724,7 +1814,7 @@
         <w:rPr>
           <w:rFonts w:ascii="Calibri" w:cs="Calibri" w:eastAsia="Calibri" w:hAnsi="Calibri"/>
         </w:rPr>
-        <w:t xml:space="preserve">Random Forest, XGBoost and MLP compared for risk level (weighted F1) and risk score (RMSE), with 5-fold cross-validation and a held-out 20% test set.</w:t>
+        <w:t xml:space="preserve">MLP selected for both tasks. Primary model uses the profile plus AQI, PM2.5 and NO2; an AQI-only model is the automatic fallback.</w:t>
       </w:r>
     </w:p>
     <w:p>
@@ -1740,7 +1830,7 @@
         <w:rPr>
           <w:rFonts w:ascii="Calibri" w:cs="Calibri" w:eastAsia="Calibri" w:hAnsi="Calibri"/>
         </w:rPr>
-        <w:t xml:space="preserve">MLP selected for both tasks. Primary model uses the profile plus AQI, PM2.5 and NO2; an AQI-only model is the automatic fallback.</w:t>
+        <w:t xml:space="preserve">Boundary rule: the classifier's level is the headline; days where the score implies a neighbouring level are flagged borderline and shown as a range; the higher level drives High/Severe alerts.</w:t>
       </w:r>
     </w:p>
     <w:p>
@@ -1756,7 +1846,18 @@
         <w:rPr>
           <w:rFonts w:ascii="Calibri" w:cs="Calibri" w:eastAsia="Calibri" w:hAnsi="Calibri"/>
         </w:rPr>
-        <w:t xml:space="preserve">Boundary rule: the classifier's level is the headline; days where the score implies a neighbouring level are flagged borderline and shown as a range; the higher level drives High/Severe alerts.</w:t>
+        <w:t xml:space="preserve">Backtest on real historical forecasts: the pollutant model beats the AQI-only model (73.3% vs 68.5% level agreement with the reference).</w:t>
+      </w:r>
+    </w:p>
+    <w:p>
+      <w:pPr>
+        <w:pStyle w:val="Heading2"/>
+      </w:pPr>
+      <w:r>
+        <w:rPr>
+          <w:rFonts w:ascii="Calibri" w:cs="Calibri" w:eastAsia="Calibri" w:hAnsi="Calibri"/>
+        </w:rPr>
+        <w:t xml:space="preserve">FastAPI backend (public part)</w:t>
       </w:r>
     </w:p>
     <w:p>
@@ -1772,18 +1873,7 @@
         <w:rPr>
           <w:rFonts w:ascii="Calibri" w:cs="Calibri" w:eastAsia="Calibri" w:hAnsi="Calibri"/>
         </w:rPr>
-        <w:t xml:space="preserve">Backtest on real historical forecasts: the pollutant model beats the AQI-only model (73.3% vs 68.5% level agreement with the reference).</w:t>
-      </w:r>
-    </w:p>
-    <w:p>
-      <w:pPr>
-        <w:pStyle w:val="Heading2"/>
-      </w:pPr>
-      <w:r>
-        <w:rPr>
-          <w:rFonts w:ascii="Calibri" w:cs="Calibri" w:eastAsia="Calibri" w:hAnsi="Calibri"/>
-        </w:rPr>
-        <w:t xml:space="preserve">FastAPI backend (public part)</w:t>
+        <w:t xml:space="preserve">Endpoints: /api/health, /api/cities, /api/forecast/{city}, /api/risk/predict, /api/profile/schema, /api/leaderboard/forecast, /api/leaderboard/health.</w:t>
       </w:r>
     </w:p>
     <w:p>
@@ -1799,7 +1889,7 @@
         <w:rPr>
           <w:rFonts w:ascii="Calibri" w:cs="Calibri" w:eastAsia="Calibri" w:hAnsi="Calibri"/>
         </w:rPr>
-        <w:t xml:space="preserve">Endpoints: /api/health, /api/cities, /api/forecast/{city}, /api/risk/predict, /api/profile/schema, /api/leaderboard/forecast, /api/leaderboard/health.</w:t>
+        <w:t xml:space="preserve">All models load once at startup (~20 s); requests after that take well under a second.</w:t>
       </w:r>
     </w:p>
     <w:p>
@@ -1815,7 +1905,7 @@
         <w:rPr>
           <w:rFonts w:ascii="Calibri" w:cs="Calibri" w:eastAsia="Calibri" w:hAnsi="Calibri"/>
         </w:rPr>
-        <w:t xml:space="preserve">All models load once at startup (~20 s); requests after that take well under a second.</w:t>
+        <w:t xml:space="preserve">Profile validation: occupation, area type, mask usage and outdoor hours are required (defaulting them understated risk); BMI, exercise and family history are optional.</w:t>
       </w:r>
     </w:p>
     <w:p>
@@ -1831,7 +1921,18 @@
         <w:rPr>
           <w:rFonts w:ascii="Calibri" w:cs="Calibri" w:eastAsia="Calibri" w:hAnsi="Calibri"/>
         </w:rPr>
-        <w:t xml:space="preserve">Profile validation: occupation, area type, mask usage and outdoor hours are required (defaulting them understated risk); BMI, exercise and family history are optional.</w:t>
+        <w:t xml:space="preserve">29 automated tests pass.</w:t>
+      </w:r>
+    </w:p>
+    <w:p>
+      <w:pPr>
+        <w:pStyle w:val="Heading2"/>
+      </w:pPr>
+      <w:r>
+        <w:rPr>
+          <w:rFonts w:ascii="Calibri" w:cs="Calibri" w:eastAsia="Calibri" w:hAnsi="Calibri"/>
+        </w:rPr>
+        <w:t xml:space="preserve">Supabase and user accounts</w:t>
       </w:r>
     </w:p>
     <w:p>
@@ -1847,18 +1948,7 @@
         <w:rPr>
           <w:rFonts w:ascii="Calibri" w:cs="Calibri" w:eastAsia="Calibri" w:hAnsi="Calibri"/>
         </w:rPr>
-        <w:t xml:space="preserve">29 automated tests pass.</w:t>
-      </w:r>
-    </w:p>
-    <w:p>
-      <w:pPr>
-        <w:pStyle w:val="Heading2"/>
-      </w:pPr>
-      <w:r>
-        <w:rPr>
-          <w:rFonts w:ascii="Calibri" w:cs="Calibri" w:eastAsia="Calibri" w:hAnsi="Calibri"/>
-        </w:rPr>
-        <w:t xml:space="preserve">Supabase and user accounts</w:t>
+        <w:t xml:space="preserve">Supabase project created (Mumbai region); database script run; checks confirmed public tables are readable, private tables are blocked without sign-in, and the public key can't write.</w:t>
       </w:r>
     </w:p>
     <w:p>
@@ -1874,7 +1964,7 @@
         <w:rPr>
           <w:rFonts w:ascii="Calibri" w:cs="Calibri" w:eastAsia="Calibri" w:hAnsi="Calibri"/>
         </w:rPr>
-        <w:t xml:space="preserve">Supabase project created (Mumbai region); database script run; checks confirmed public tables are readable, private tables are blocked without sign-in, and the public key can't write.</w:t>
+        <w:t xml:space="preserve">Signed-in endpoints: GET/PUT /api/me/profile, POST /api/me/risk (runs a prediction with the saved profile and saves it to history), GET /api/me/history, GET/DELETE /api/me/history/{id}.</w:t>
       </w:r>
     </w:p>
     <w:p>
@@ -1890,7 +1980,7 @@
         <w:rPr>
           <w:rFonts w:ascii="Calibri" w:cs="Calibri" w:eastAsia="Calibri" w:hAnsi="Calibri"/>
         </w:rPr>
-        <w:t xml:space="preserve">Signed-in endpoints: GET/PUT /api/me/profile, POST /api/me/risk (runs a prediction with the saved profile and saves it to history), GET /api/me/history, GET/DELETE /api/me/history/{id}.</w:t>
+        <w:t xml:space="preserve">Each database call is made with the user's own sign-in token, so row-level security keeps every user's profile and history private, even inside the backend.</w:t>
       </w:r>
     </w:p>
     <w:p>
@@ -1906,7 +1996,7 @@
         <w:rPr>
           <w:rFonts w:ascii="Calibri" w:cs="Calibri" w:eastAsia="Calibri" w:hAnsi="Calibri"/>
         </w:rPr>
-        <w:t xml:space="preserve">Each database call is made with the user's own sign-in token, so row-level security keeps every user's profile and history private, even inside the backend.</w:t>
+        <w:t xml:space="preserve">12 new tests using an in-memory stand-in for Supabase that enforces the same per-user rules (41 tests pass in total); the real sign-in service correctly rejects invalid tokens.</w:t>
       </w:r>
     </w:p>
     <w:p>
@@ -1922,7 +2012,7 @@
         <w:rPr>
           <w:rFonts w:ascii="Calibri" w:cs="Calibri" w:eastAsia="Calibri" w:hAnsi="Calibri"/>
         </w:rPr>
-        <w:t xml:space="preserve">12 new tests using an in-memory stand-in for Supabase that enforces the same per-user rules (41 tests pass in total); the real sign-in service correctly rejects invalid tokens.</w:t>
+        <w:t xml:space="preserve">Live end-to-end check with a real test user passed all 8 steps: save and read profile, run a prediction, list and read history, hidden without sign-in, delete, confirm deletion.</w:t>
       </w:r>
     </w:p>
     <w:p>
@@ -1971,6 +2061,129 @@
           <w:rFonts w:ascii="Calibri" w:cs="Calibri" w:eastAsia="Calibri" w:hAnsi="Calibri"/>
         </w:rPr>
         <w:t xml:space="preserve">Step-by-step setup guide (supabase/README.md) and .env.example; real keys stay in a git-ignored .env.</w:t>
+      </w:r>
+    </w:p>
+    <w:p>
+      <w:pPr>
+        <w:pStyle w:val="Heading2"/>
+      </w:pPr>
+      <w:r>
+        <w:rPr>
+          <w:rFonts w:ascii="Calibri" w:cs="Calibri" w:eastAsia="Calibri" w:hAnsi="Calibri"/>
+        </w:rPr>
+        <w:t xml:space="preserve">Frontend design (Airware)</w:t>
+      </w:r>
+    </w:p>
+    <w:p>
+      <w:pPr>
+        <w:pStyle w:val="ListParagraph"/>
+        <w:numPr>
+          <w:ilvl w:val="0"/>
+          <w:numId w:val="2"/>
+        </w:numPr>
+        <w:spacing w:after="60"/>
+      </w:pPr>
+      <w:r>
+        <w:rPr>
+          <w:rFonts w:ascii="Calibri" w:cs="Calibri" w:eastAsia="Calibri" w:hAnsi="Calibri"/>
+        </w:rPr>
+        <w:t xml:space="preserve">Site named Airware. Stack confirmed: Next.js, React + TypeScript, Tailwind CSS, shadcn/ui, Motion, ECharts, Lucide React, Leaflet + OpenStreetMap, Overpass API.</w:t>
+      </w:r>
+    </w:p>
+    <w:p>
+      <w:pPr>
+        <w:pStyle w:val="ListParagraph"/>
+        <w:numPr>
+          <w:ilvl w:val="0"/>
+          <w:numId w:val="2"/>
+        </w:numPr>
+        <w:spacing w:after="60"/>
+      </w:pPr>
+      <w:r>
+        <w:rPr>
+          <w:rFonts w:ascii="Calibri" w:cs="Calibri" w:eastAsia="Calibri" w:hAnsi="Calibri"/>
+        </w:rPr>
+        <w:t xml:space="preserve">Design direction: a data-first dashboard (like IQAir or Windy) using the full screen width, with IBM Plex fonts, neutral colours, one deep-teal brand colour, and the official CPCB colours reserved for air-quality data.</w:t>
+      </w:r>
+    </w:p>
+    <w:p>
+      <w:pPr>
+        <w:pStyle w:val="ListParagraph"/>
+        <w:numPr>
+          <w:ilvl w:val="0"/>
+          <w:numId w:val="2"/>
+        </w:numPr>
+        <w:spacing w:after="60"/>
+      </w:pPr>
+      <w:r>
+        <w:rPr>
+          <w:rFonts w:ascii="Calibri" w:cs="Calibri" w:eastAsia="Calibri" w:hAnsi="Calibri"/>
+        </w:rPr>
+        <w:t xml:space="preserve">Approved overview page: city tabs, tomorrow's AQI with the CPCB scale and health advice, interactive forecast chart, pollutants, day-by-day health risk, precautions, and an all-cities comparison table.</w:t>
+      </w:r>
+    </w:p>
+    <w:p>
+      <w:pPr>
+        <w:pStyle w:val="ListParagraph"/>
+        <w:numPr>
+          <w:ilvl w:val="0"/>
+          <w:numId w:val="2"/>
+        </w:numPr>
+        <w:spacing w:after="60"/>
+      </w:pPr>
+      <w:r>
+        <w:rPr>
+          <w:rFonts w:ascii="Calibri" w:cs="Calibri" w:eastAsia="Calibri" w:hAnsi="Calibri"/>
+        </w:rPr>
+        <w:t xml:space="preserve">Approved landing page: hero with a live dashboard preview, city AQI strip, a two-person example showing why personal risk matters, how it works, features, model results, data and AQI scale, privacy, FAQ and footer.</w:t>
+      </w:r>
+    </w:p>
+    <w:p>
+      <w:pPr>
+        <w:pStyle w:val="ListParagraph"/>
+        <w:numPr>
+          <w:ilvl w:val="0"/>
+          <w:numId w:val="2"/>
+        </w:numPr>
+        <w:spacing w:after="60"/>
+      </w:pPr>
+      <w:r>
+        <w:rPr>
+          <w:rFonts w:ascii="Calibri" w:cs="Calibri" w:eastAsia="Calibri" w:hAnsi="Calibri"/>
+        </w:rPr>
+        <w:t xml:space="preserve">Site structure: landing page at /, dashboard at /dashboard, plus sign-in, profile wizard, my risk, history and models pages.</w:t>
+      </w:r>
+    </w:p>
+    <w:p>
+      <w:pPr>
+        <w:pStyle w:val="ListParagraph"/>
+        <w:numPr>
+          <w:ilvl w:val="0"/>
+          <w:numId w:val="2"/>
+        </w:numPr>
+        <w:spacing w:after="60"/>
+      </w:pPr>
+      <w:r>
+        <w:rPr>
+          <w:rFonts w:ascii="Calibri" w:cs="Calibri" w:eastAsia="Calibri" w:hAnsi="Calibri"/>
+        </w:rPr>
+        <w:t xml:space="preserve">Light and dark themes with a toggle; layout checked at 1280, 1536 and 1920 px wide (the user's laptop at 150%, 125% and 100% scaling).</w:t>
+      </w:r>
+    </w:p>
+    <w:p>
+      <w:pPr>
+        <w:pStyle w:val="ListParagraph"/>
+        <w:numPr>
+          <w:ilvl w:val="0"/>
+          <w:numId w:val="2"/>
+        </w:numPr>
+        <w:spacing w:after="60"/>
+      </w:pPr>
+      <w:r>
+        <w:rPr>
+          <w:rFonts w:ascii="Calibri" w:cs="Calibri" w:eastAsia="Calibri" w:hAnsi="Calibri"/>
+        </w:rPr>
+        <w:t xml:space="preserve">Spec saved in docs/frontend_design.md with the approved preview in docs/design/.</w:t>
       </w:r>
     </w:p>
     <w:p>
@@ -4470,7 +4683,7 @@
                 <w:sz w:val="19"/>
                 <w:szCs w:val="19"/>
               </w:rPr>
-              <w:t xml:space="preserve">Live accounts check with a real test user</w:t>
+              <w:t xml:space="preserve">Next.js frontend</w:t>
             </w:r>
           </w:p>
         </w:tc>
@@ -4499,7 +4712,7 @@
                 <w:sz w:val="19"/>
                 <w:szCs w:val="19"/>
               </w:rPr>
-              <w:t xml:space="preserve">You</w:t>
+              <w:t xml:space="preserve">Backend</w:t>
             </w:r>
           </w:p>
         </w:tc>
@@ -4528,7 +4741,7 @@
                 <w:sz w:val="19"/>
                 <w:szCs w:val="19"/>
               </w:rPr>
-              <w:t xml:space="preserve">Create a test user in the dashboard (Auto Confirm) and run scripts/check_accounts_live.py</w:t>
+              <w:t xml:space="preserve">City forecast charts, one-time profile form, day-by-day risk view, history, leaderboard, disclaimer</w:t>
             </w:r>
           </w:p>
         </w:tc>
@@ -4559,7 +4772,7 @@
                 <w:sz w:val="19"/>
                 <w:szCs w:val="19"/>
               </w:rPr>
-              <w:t xml:space="preserve">Next.js frontend</w:t>
+              <w:t xml:space="preserve">Hospital map</w:t>
             </w:r>
           </w:p>
         </w:tc>
@@ -4588,7 +4801,7 @@
                 <w:sz w:val="19"/>
                 <w:szCs w:val="19"/>
               </w:rPr>
-              <w:t xml:space="preserve">Backend</w:t>
+              <w:t xml:space="preserve">Frontend</w:t>
             </w:r>
           </w:p>
         </w:tc>
@@ -4617,7 +4830,7 @@
                 <w:sz w:val="19"/>
                 <w:szCs w:val="19"/>
               </w:rPr>
-              <w:t xml:space="preserve">City forecast charts, one-time profile form, day-by-day risk view, history, leaderboard, disclaimer</w:t>
+              <w:t xml:space="preserve">Shown when the alert level is High/Severe; contact details only, no booking</w:t>
             </w:r>
           </w:p>
         </w:tc>
@@ -4648,7 +4861,7 @@
                 <w:sz w:val="19"/>
                 <w:szCs w:val="19"/>
               </w:rPr>
-              <w:t xml:space="preserve">Hospital map</w:t>
+              <w:t xml:space="preserve">Recommendation assistant</w:t>
             </w:r>
           </w:p>
         </w:tc>
@@ -4706,7 +4919,7 @@
                 <w:sz w:val="19"/>
                 <w:szCs w:val="19"/>
               </w:rPr>
-              <w:t xml:space="preserve">Shown when the alert level is High/Severe; contact details only, no booking</w:t>
+              <w:t xml:space="preserve">Keyword matching + curated precautions, personalised with AQI and risk</w:t>
             </w:r>
           </w:p>
         </w:tc>
@@ -4737,7 +4950,7 @@
                 <w:sz w:val="19"/>
                 <w:szCs w:val="19"/>
               </w:rPr>
-              <w:t xml:space="preserve">Recommendation assistant</w:t>
+              <w:t xml:space="preserve">Live 2026 data</w:t>
             </w:r>
           </w:p>
         </w:tc>
@@ -4766,7 +4979,7 @@
                 <w:sz w:val="19"/>
                 <w:szCs w:val="19"/>
               </w:rPr>
-              <w:t xml:space="preserve">Frontend</w:t>
+              <w:t xml:space="preserve">After the frontend</w:t>
             </w:r>
           </w:p>
         </w:tc>
@@ -4795,7 +5008,7 @@
                 <w:sz w:val="19"/>
                 <w:szCs w:val="19"/>
               </w:rPr>
-              <w:t xml:space="preserve">Keyword matching + curated precautions, personalised with AQI and risk</w:t>
+              <w:t xml:space="preserve">Show today's AQI and forecast from today using recent station data; needs a free OpenAQ API key</w:t>
             </w:r>
           </w:p>
         </w:tc>
@@ -5217,6 +5430,186 @@
                 <w:szCs w:val="19"/>
               </w:rPr>
               <w:t xml:space="preserve">What changed</w:t>
+            </w:r>
+          </w:p>
+        </w:tc>
+      </w:tr>
+      <w:tr>
+        <w:tc>
+          <w:tcPr>
+            <w:tcW w:type="dxa" w:w="1900"/>
+            <w:tcBorders>
+              <w:top w:val="single" w:color="BFBFBF" w:sz="4"/>
+              <w:left w:val="single" w:color="BFBFBF" w:sz="4"/>
+              <w:bottom w:val="single" w:color="BFBFBF" w:sz="4"/>
+              <w:right w:val="single" w:color="BFBFBF" w:sz="4"/>
+            </w:tcBorders>
+            <w:tcMar>
+              <w:top w:type="dxa" w:w="60"/>
+              <w:left w:type="dxa" w:w="100"/>
+              <w:bottom w:type="dxa" w:w="60"/>
+              <w:right w:type="dxa" w:w="100"/>
+            </w:tcMar>
+          </w:tcPr>
+          <w:p>
+            <w:r>
+              <w:rPr>
+                <w:rFonts w:ascii="Calibri" w:cs="Calibri" w:eastAsia="Calibri" w:hAnsi="Calibri"/>
+                <w:b w:val="false"/>
+                <w:bCs w:val="false"/>
+                <w:sz w:val="19"/>
+                <w:szCs w:val="19"/>
+              </w:rPr>
+              <w:t xml:space="preserve">26 Sep 2026</w:t>
+            </w:r>
+          </w:p>
+        </w:tc>
+        <w:tc>
+          <w:tcPr>
+            <w:tcW w:type="dxa" w:w="7738"/>
+            <w:tcBorders>
+              <w:top w:val="single" w:color="BFBFBF" w:sz="4"/>
+              <w:left w:val="single" w:color="BFBFBF" w:sz="4"/>
+              <w:bottom w:val="single" w:color="BFBFBF" w:sz="4"/>
+              <w:right w:val="single" w:color="BFBFBF" w:sz="4"/>
+            </w:tcBorders>
+            <w:tcMar>
+              <w:top w:type="dxa" w:w="60"/>
+              <w:left w:type="dxa" w:w="100"/>
+              <w:bottom w:type="dxa" w:w="60"/>
+              <w:right w:type="dxa" w:w="100"/>
+            </w:tcMar>
+          </w:tcPr>
+          <w:p>
+            <w:r>
+              <w:rPr>
+                <w:rFonts w:ascii="Calibri" w:cs="Calibri" w:eastAsia="Calibri" w:hAnsi="Calibri"/>
+                <w:b w:val="false"/>
+                <w:bCs w:val="false"/>
+                <w:sz w:val="19"/>
+                <w:szCs w:val="19"/>
+              </w:rPr>
+              <w:t xml:space="preserve">Landing page design approved and saved; site structure set; live 2026 data scheduled after the frontend.</w:t>
+            </w:r>
+          </w:p>
+        </w:tc>
+      </w:tr>
+      <w:tr>
+        <w:tc>
+          <w:tcPr>
+            <w:tcW w:type="dxa" w:w="1900"/>
+            <w:tcBorders>
+              <w:top w:val="single" w:color="BFBFBF" w:sz="4"/>
+              <w:left w:val="single" w:color="BFBFBF" w:sz="4"/>
+              <w:bottom w:val="single" w:color="BFBFBF" w:sz="4"/>
+              <w:right w:val="single" w:color="BFBFBF" w:sz="4"/>
+            </w:tcBorders>
+            <w:tcMar>
+              <w:top w:type="dxa" w:w="60"/>
+              <w:left w:type="dxa" w:w="100"/>
+              <w:bottom w:type="dxa" w:w="60"/>
+              <w:right w:type="dxa" w:w="100"/>
+            </w:tcMar>
+          </w:tcPr>
+          <w:p>
+            <w:r>
+              <w:rPr>
+                <w:rFonts w:ascii="Calibri" w:cs="Calibri" w:eastAsia="Calibri" w:hAnsi="Calibri"/>
+                <w:b w:val="false"/>
+                <w:bCs w:val="false"/>
+                <w:sz w:val="19"/>
+                <w:szCs w:val="19"/>
+              </w:rPr>
+              <w:t xml:space="preserve">26 Sep 2026</w:t>
+            </w:r>
+          </w:p>
+        </w:tc>
+        <w:tc>
+          <w:tcPr>
+            <w:tcW w:type="dxa" w:w="7738"/>
+            <w:tcBorders>
+              <w:top w:val="single" w:color="BFBFBF" w:sz="4"/>
+              <w:left w:val="single" w:color="BFBFBF" w:sz="4"/>
+              <w:bottom w:val="single" w:color="BFBFBF" w:sz="4"/>
+              <w:right w:val="single" w:color="BFBFBF" w:sz="4"/>
+            </w:tcBorders>
+            <w:tcMar>
+              <w:top w:type="dxa" w:w="60"/>
+              <w:left w:type="dxa" w:w="100"/>
+              <w:bottom w:type="dxa" w:w="60"/>
+              <w:right w:type="dxa" w:w="100"/>
+            </w:tcMar>
+          </w:tcPr>
+          <w:p>
+            <w:r>
+              <w:rPr>
+                <w:rFonts w:ascii="Calibri" w:cs="Calibri" w:eastAsia="Calibri" w:hAnsi="Calibri"/>
+                <w:b w:val="false"/>
+                <w:bCs w:val="false"/>
+                <w:sz w:val="19"/>
+                <w:szCs w:val="19"/>
+              </w:rPr>
+              <w:t xml:space="preserve">Frontend design approved: Airware data-first dashboard, light and dark themes; spec and preview saved.</w:t>
+            </w:r>
+          </w:p>
+        </w:tc>
+      </w:tr>
+      <w:tr>
+        <w:tc>
+          <w:tcPr>
+            <w:tcW w:type="dxa" w:w="1900"/>
+            <w:tcBorders>
+              <w:top w:val="single" w:color="BFBFBF" w:sz="4"/>
+              <w:left w:val="single" w:color="BFBFBF" w:sz="4"/>
+              <w:bottom w:val="single" w:color="BFBFBF" w:sz="4"/>
+              <w:right w:val="single" w:color="BFBFBF" w:sz="4"/>
+            </w:tcBorders>
+            <w:tcMar>
+              <w:top w:type="dxa" w:w="60"/>
+              <w:left w:type="dxa" w:w="100"/>
+              <w:bottom w:type="dxa" w:w="60"/>
+              <w:right w:type="dxa" w:w="100"/>
+            </w:tcMar>
+          </w:tcPr>
+          <w:p>
+            <w:r>
+              <w:rPr>
+                <w:rFonts w:ascii="Calibri" w:cs="Calibri" w:eastAsia="Calibri" w:hAnsi="Calibri"/>
+                <w:b w:val="false"/>
+                <w:bCs w:val="false"/>
+                <w:sz w:val="19"/>
+                <w:szCs w:val="19"/>
+              </w:rPr>
+              <w:t xml:space="preserve">26 Sep 2026</w:t>
+            </w:r>
+          </w:p>
+        </w:tc>
+        <w:tc>
+          <w:tcPr>
+            <w:tcW w:type="dxa" w:w="7738"/>
+            <w:tcBorders>
+              <w:top w:val="single" w:color="BFBFBF" w:sz="4"/>
+              <w:left w:val="single" w:color="BFBFBF" w:sz="4"/>
+              <w:bottom w:val="single" w:color="BFBFBF" w:sz="4"/>
+              <w:right w:val="single" w:color="BFBFBF" w:sz="4"/>
+            </w:tcBorders>
+            <w:tcMar>
+              <w:top w:type="dxa" w:w="60"/>
+              <w:left w:type="dxa" w:w="100"/>
+              <w:bottom w:type="dxa" w:w="60"/>
+              <w:right w:type="dxa" w:w="100"/>
+            </w:tcMar>
+          </w:tcPr>
+          <w:p>
+            <w:r>
+              <w:rPr>
+                <w:rFonts w:ascii="Calibri" w:cs="Calibri" w:eastAsia="Calibri" w:hAnsi="Calibri"/>
+                <w:b w:val="false"/>
+                <w:bCs w:val="false"/>
+                <w:sz w:val="19"/>
+                <w:szCs w:val="19"/>
+              </w:rPr>
+              <w:t xml:space="preserve">Live accounts check passed (8/8) with a real test user; all commits pushed to GitHub.</w:t>
             </w:r>
           </w:p>
         </w:tc>

--- a/docs/Project_Progress.docx
+++ b/docs/Project_Progress.docx
@@ -47,7 +47,7 @@
           <w:sz w:val="18"/>
           <w:szCs w:val="18"/>
         </w:rPr>
-        <w:t xml:space="preserve">Last updated: 26 September 2026    |    Latest commit: 836d8f7 Supabase accounts; design docs pending commit</w:t>
+        <w:t xml:space="preserve">Last updated: 5 October 2026    |    Latest commit: 836d8f7 Supabase accounts; design docs pending commit</w:t>
       </w:r>
     </w:p>
     <w:p>
@@ -1012,7 +1012,7 @@
                 <w:sz w:val="19"/>
                 <w:szCs w:val="19"/>
               </w:rPr>
-              <w:t xml:space="preserve">Next.js frontend</w:t>
+              <w:t xml:space="preserve">Next.js frontend: landing + dashboard</w:t>
             </w:r>
           </w:p>
         </w:tc>
@@ -1025,24 +1025,24 @@
               <w:bottom w:val="single" w:color="BFBFBF" w:sz="4"/>
               <w:right w:val="single" w:color="BFBFBF" w:sz="4"/>
             </w:tcBorders>
-            <w:shd w:fill="F2F2F2" w:color="auto" w:val="clear"/>
-            <w:tcMar>
-              <w:top w:type="dxa" w:w="60"/>
-              <w:left w:type="dxa" w:w="100"/>
-              <w:bottom w:type="dxa" w:w="60"/>
-              <w:right w:type="dxa" w:w="100"/>
-            </w:tcMar>
-          </w:tcPr>
-          <w:p>
-            <w:r>
-              <w:rPr>
-                <w:rFonts w:ascii="Calibri" w:cs="Calibri" w:eastAsia="Calibri" w:hAnsi="Calibri"/>
-                <w:b w:val="false"/>
-                <w:bCs w:val="false"/>
-                <w:sz w:val="19"/>
-                <w:szCs w:val="19"/>
-              </w:rPr>
-              <w:t xml:space="preserve">Not started</w:t>
+            <w:shd w:fill="E2EFDA" w:color="auto" w:val="clear"/>
+            <w:tcMar>
+              <w:top w:type="dxa" w:w="60"/>
+              <w:left w:type="dxa" w:w="100"/>
+              <w:bottom w:type="dxa" w:w="60"/>
+              <w:right w:type="dxa" w:w="100"/>
+            </w:tcMar>
+          </w:tcPr>
+          <w:p>
+            <w:r>
+              <w:rPr>
+                <w:rFonts w:ascii="Calibri" w:cs="Calibri" w:eastAsia="Calibri" w:hAnsi="Calibri"/>
+                <w:b w:val="false"/>
+                <w:bCs w:val="false"/>
+                <w:sz w:val="19"/>
+                <w:szCs w:val="19"/>
+              </w:rPr>
+              <w:t xml:space="preserve">Done</w:t>
             </w:r>
           </w:p>
         </w:tc>
@@ -1071,7 +1071,7 @@
                 <w:sz w:val="19"/>
                 <w:szCs w:val="19"/>
               </w:rPr>
-              <w:t xml:space="preserve">Waiting for your go-ahead to start coding</w:t>
+              <w:t xml:space="preserve">Built and connected to the live API; checked at 1280, 1536 and 1920 px</w:t>
             </w:r>
           </w:p>
         </w:tc>
@@ -1102,7 +1102,7 @@
                 <w:sz w:val="19"/>
                 <w:szCs w:val="19"/>
               </w:rPr>
-              <w:t xml:space="preserve">Hospital map</w:t>
+              <w:t xml:space="preserve">Frontend: sign-in, profile, my risk, history, models</w:t>
             </w:r>
           </w:p>
         </w:tc>
@@ -1161,7 +1161,7 @@
                 <w:sz w:val="19"/>
                 <w:szCs w:val="19"/>
               </w:rPr>
-              <w:t xml:space="preserve">Leaflet + OpenStreetMap (Overpass)</w:t>
+              <w:t xml:space="preserve">Placeholder pages in place; next build step</w:t>
             </w:r>
           </w:p>
         </w:tc>
@@ -1192,7 +1192,7 @@
                 <w:sz w:val="19"/>
                 <w:szCs w:val="19"/>
               </w:rPr>
-              <w:t xml:space="preserve">Recommendation assistant</w:t>
+              <w:t xml:space="preserve">Hospital map</w:t>
             </w:r>
           </w:p>
         </w:tc>
@@ -1251,7 +1251,7 @@
                 <w:sz w:val="19"/>
                 <w:szCs w:val="19"/>
               </w:rPr>
-              <w:t xml:space="preserve">Keyword matching + precautions list</w:t>
+              <w:t xml:space="preserve">Leaflet + OpenStreetMap (Overpass)</w:t>
             </w:r>
           </w:p>
         </w:tc>
@@ -1282,7 +1282,7 @@
                 <w:sz w:val="19"/>
                 <w:szCs w:val="19"/>
               </w:rPr>
-              <w:t xml:space="preserve">Deployment</w:t>
+              <w:t xml:space="preserve">Recommendation assistant</w:t>
             </w:r>
           </w:p>
         </w:tc>
@@ -1341,7 +1341,7 @@
                 <w:sz w:val="19"/>
                 <w:szCs w:val="19"/>
               </w:rPr>
-              <w:t xml:space="preserve">Vercel (frontend), Render or Railway (backend)</w:t>
+              <w:t xml:space="preserve">Keyword matching + precautions list</w:t>
             </w:r>
           </w:p>
         </w:tc>
@@ -1372,7 +1372,7 @@
                 <w:sz w:val="19"/>
                 <w:szCs w:val="19"/>
               </w:rPr>
-              <w:t xml:space="preserve">Course mid-sem submission (19-30 Oct)</w:t>
+              <w:t xml:space="preserve">Deployment</w:t>
             </w:r>
           </w:p>
         </w:tc>
@@ -1385,24 +1385,24 @@
               <w:bottom w:val="single" w:color="BFBFBF" w:sz="4"/>
               <w:right w:val="single" w:color="BFBFBF" w:sz="4"/>
             </w:tcBorders>
-            <w:shd w:fill="E2EFDA" w:color="auto" w:val="clear"/>
-            <w:tcMar>
-              <w:top w:type="dxa" w:w="60"/>
-              <w:left w:type="dxa" w:w="100"/>
-              <w:bottom w:type="dxa" w:w="60"/>
-              <w:right w:type="dxa" w:w="100"/>
-            </w:tcMar>
-          </w:tcPr>
-          <w:p>
-            <w:r>
-              <w:rPr>
-                <w:rFonts w:ascii="Calibri" w:cs="Calibri" w:eastAsia="Calibri" w:hAnsi="Calibri"/>
-                <w:b w:val="false"/>
-                <w:bCs w:val="false"/>
-                <w:sz w:val="19"/>
-                <w:szCs w:val="19"/>
-              </w:rPr>
-              <w:t xml:space="preserve">Results ready</w:t>
+            <w:shd w:fill="F2F2F2" w:color="auto" w:val="clear"/>
+            <w:tcMar>
+              <w:top w:type="dxa" w:w="60"/>
+              <w:left w:type="dxa" w:w="100"/>
+              <w:bottom w:type="dxa" w:w="60"/>
+              <w:right w:type="dxa" w:w="100"/>
+            </w:tcMar>
+          </w:tcPr>
+          <w:p>
+            <w:r>
+              <w:rPr>
+                <w:rFonts w:ascii="Calibri" w:cs="Calibri" w:eastAsia="Calibri" w:hAnsi="Calibri"/>
+                <w:b w:val="false"/>
+                <w:bCs w:val="false"/>
+                <w:sz w:val="19"/>
+                <w:szCs w:val="19"/>
+              </w:rPr>
+              <w:t xml:space="preserve">Not started</w:t>
             </w:r>
           </w:p>
         </w:tc>
@@ -1431,7 +1431,7 @@
                 <w:sz w:val="19"/>
                 <w:szCs w:val="19"/>
               </w:rPr>
-              <w:t xml:space="preserve">Report/presentation still to prepare</w:t>
+              <w:t xml:space="preserve">Vercel (frontend), Render or Railway (backend)</w:t>
             </w:r>
           </w:p>
         </w:tc>
@@ -1462,6 +1462,186 @@
                 <w:sz w:val="19"/>
                 <w:szCs w:val="19"/>
               </w:rPr>
+              <w:t xml:space="preserve">Project report (4 evaluation criteria)</w:t>
+            </w:r>
+          </w:p>
+        </w:tc>
+        <w:tc>
+          <w:tcPr>
+            <w:tcW w:type="dxa" w:w="1600"/>
+            <w:tcBorders>
+              <w:top w:val="single" w:color="BFBFBF" w:sz="4"/>
+              <w:left w:val="single" w:color="BFBFBF" w:sz="4"/>
+              <w:bottom w:val="single" w:color="BFBFBF" w:sz="4"/>
+              <w:right w:val="single" w:color="BFBFBF" w:sz="4"/>
+            </w:tcBorders>
+            <w:shd w:fill="E2EFDA" w:color="auto" w:val="clear"/>
+            <w:tcMar>
+              <w:top w:type="dxa" w:w="60"/>
+              <w:left w:type="dxa" w:w="100"/>
+              <w:bottom w:type="dxa" w:w="60"/>
+              <w:right w:type="dxa" w:w="100"/>
+            </w:tcMar>
+          </w:tcPr>
+          <w:p>
+            <w:r>
+              <w:rPr>
+                <w:rFonts w:ascii="Calibri" w:cs="Calibri" w:eastAsia="Calibri" w:hAnsi="Calibri"/>
+                <w:b w:val="false"/>
+                <w:bCs w:val="false"/>
+                <w:sz w:val="19"/>
+                <w:szCs w:val="19"/>
+              </w:rPr>
+              <w:t xml:space="preserve">Done</w:t>
+            </w:r>
+          </w:p>
+        </w:tc>
+        <w:tc>
+          <w:tcPr>
+            <w:tcW w:type="dxa" w:w="4638"/>
+            <w:tcBorders>
+              <w:top w:val="single" w:color="BFBFBF" w:sz="4"/>
+              <w:left w:val="single" w:color="BFBFBF" w:sz="4"/>
+              <w:bottom w:val="single" w:color="BFBFBF" w:sz="4"/>
+              <w:right w:val="single" w:color="BFBFBF" w:sz="4"/>
+            </w:tcBorders>
+            <w:tcMar>
+              <w:top w:type="dxa" w:w="60"/>
+              <w:left w:type="dxa" w:w="100"/>
+              <w:bottom w:type="dxa" w:w="60"/>
+              <w:right w:type="dxa" w:w="100"/>
+            </w:tcMar>
+          </w:tcPr>
+          <w:p>
+            <w:r>
+              <w:rPr>
+                <w:rFonts w:ascii="Calibri" w:cs="Calibri" w:eastAsia="Calibri" w:hAnsi="Calibri"/>
+                <w:b w:val="false"/>
+                <w:bCs w:val="false"/>
+                <w:sz w:val="19"/>
+                <w:szCs w:val="19"/>
+              </w:rPr>
+              <w:t xml:space="preserve">15-page Word report in docs/Project_Report.docx; fill in title-page details</w:t>
+            </w:r>
+          </w:p>
+        </w:tc>
+      </w:tr>
+      <w:tr>
+        <w:tc>
+          <w:tcPr>
+            <w:tcW w:type="dxa" w:w="3400"/>
+            <w:tcBorders>
+              <w:top w:val="single" w:color="BFBFBF" w:sz="4"/>
+              <w:left w:val="single" w:color="BFBFBF" w:sz="4"/>
+              <w:bottom w:val="single" w:color="BFBFBF" w:sz="4"/>
+              <w:right w:val="single" w:color="BFBFBF" w:sz="4"/>
+            </w:tcBorders>
+            <w:tcMar>
+              <w:top w:type="dxa" w:w="60"/>
+              <w:left w:type="dxa" w:w="100"/>
+              <w:bottom w:type="dxa" w:w="60"/>
+              <w:right w:type="dxa" w:w="100"/>
+            </w:tcMar>
+          </w:tcPr>
+          <w:p>
+            <w:r>
+              <w:rPr>
+                <w:rFonts w:ascii="Calibri" w:cs="Calibri" w:eastAsia="Calibri" w:hAnsi="Calibri"/>
+                <w:b w:val="false"/>
+                <w:bCs w:val="false"/>
+                <w:sz w:val="19"/>
+                <w:szCs w:val="19"/>
+              </w:rPr>
+              <w:t xml:space="preserve">Course mid-sem submission (19-30 Oct)</w:t>
+            </w:r>
+          </w:p>
+        </w:tc>
+        <w:tc>
+          <w:tcPr>
+            <w:tcW w:type="dxa" w:w="1600"/>
+            <w:tcBorders>
+              <w:top w:val="single" w:color="BFBFBF" w:sz="4"/>
+              <w:left w:val="single" w:color="BFBFBF" w:sz="4"/>
+              <w:bottom w:val="single" w:color="BFBFBF" w:sz="4"/>
+              <w:right w:val="single" w:color="BFBFBF" w:sz="4"/>
+            </w:tcBorders>
+            <w:shd w:fill="E2EFDA" w:color="auto" w:val="clear"/>
+            <w:tcMar>
+              <w:top w:type="dxa" w:w="60"/>
+              <w:left w:type="dxa" w:w="100"/>
+              <w:bottom w:type="dxa" w:w="60"/>
+              <w:right w:type="dxa" w:w="100"/>
+            </w:tcMar>
+          </w:tcPr>
+          <w:p>
+            <w:r>
+              <w:rPr>
+                <w:rFonts w:ascii="Calibri" w:cs="Calibri" w:eastAsia="Calibri" w:hAnsi="Calibri"/>
+                <w:b w:val="false"/>
+                <w:bCs w:val="false"/>
+                <w:sz w:val="19"/>
+                <w:szCs w:val="19"/>
+              </w:rPr>
+              <w:t xml:space="preserve">Results ready</w:t>
+            </w:r>
+          </w:p>
+        </w:tc>
+        <w:tc>
+          <w:tcPr>
+            <w:tcW w:type="dxa" w:w="4638"/>
+            <w:tcBorders>
+              <w:top w:val="single" w:color="BFBFBF" w:sz="4"/>
+              <w:left w:val="single" w:color="BFBFBF" w:sz="4"/>
+              <w:bottom w:val="single" w:color="BFBFBF" w:sz="4"/>
+              <w:right w:val="single" w:color="BFBFBF" w:sz="4"/>
+            </w:tcBorders>
+            <w:tcMar>
+              <w:top w:type="dxa" w:w="60"/>
+              <w:left w:type="dxa" w:w="100"/>
+              <w:bottom w:type="dxa" w:w="60"/>
+              <w:right w:type="dxa" w:w="100"/>
+            </w:tcMar>
+          </w:tcPr>
+          <w:p>
+            <w:r>
+              <w:rPr>
+                <w:rFonts w:ascii="Calibri" w:cs="Calibri" w:eastAsia="Calibri" w:hAnsi="Calibri"/>
+                <w:b w:val="false"/>
+                <w:bCs w:val="false"/>
+                <w:sz w:val="19"/>
+                <w:szCs w:val="19"/>
+              </w:rPr>
+              <w:t xml:space="preserve">Presentation still to prepare (report content can be reused)</w:t>
+            </w:r>
+          </w:p>
+        </w:tc>
+      </w:tr>
+      <w:tr>
+        <w:tc>
+          <w:tcPr>
+            <w:tcW w:type="dxa" w:w="3400"/>
+            <w:tcBorders>
+              <w:top w:val="single" w:color="BFBFBF" w:sz="4"/>
+              <w:left w:val="single" w:color="BFBFBF" w:sz="4"/>
+              <w:bottom w:val="single" w:color="BFBFBF" w:sz="4"/>
+              <w:right w:val="single" w:color="BFBFBF" w:sz="4"/>
+            </w:tcBorders>
+            <w:tcMar>
+              <w:top w:type="dxa" w:w="60"/>
+              <w:left w:type="dxa" w:w="100"/>
+              <w:bottom w:type="dxa" w:w="60"/>
+              <w:right w:type="dxa" w:w="100"/>
+            </w:tcMar>
+          </w:tcPr>
+          <w:p>
+            <w:r>
+              <w:rPr>
+                <w:rFonts w:ascii="Calibri" w:cs="Calibri" w:eastAsia="Calibri" w:hAnsi="Calibri"/>
+                <w:b w:val="false"/>
+                <w:bCs w:val="false"/>
+                <w:sz w:val="19"/>
+                <w:szCs w:val="19"/>
+              </w:rPr>
               <w:t xml:space="preserve">Course final submission (16-27 Nov)</w:t>
             </w:r>
           </w:p>
@@ -1521,7 +1701,7 @@
                 <w:sz w:val="19"/>
                 <w:szCs w:val="19"/>
               </w:rPr>
-              <w:t xml:space="preserve">Report/presentation still to prepare</w:t>
+              <w:t xml:space="preserve">Presentation still to prepare (report content can be reused)</w:t>
             </w:r>
           </w:p>
         </w:tc>
@@ -1551,7 +1731,7 @@
         <w:rPr>
           <w:rFonts w:ascii="Calibri" w:cs="Calibri" w:eastAsia="Calibri" w:hAnsi="Calibri"/>
         </w:rPr>
-        <w:t xml:space="preserve">Tell me when to start coding the frontend (design is approved).</w:t>
+        <w:t xml:space="preserve">Try the site locally: start the API, then run npm run dev in frontend/ and open http://localhost:3000.</w:t>
       </w:r>
     </w:p>
     <w:p>
@@ -1567,7 +1747,7 @@
         <w:rPr>
           <w:rFonts w:ascii="Calibri" w:cs="Calibri" w:eastAsia="Calibri" w:hAnsi="Calibri"/>
         </w:rPr>
-        <w:t xml:space="preserve">Optional: confirm the small frontend choices (frontend/ folder in this repo, npm, react-leaflet for the map).</w:t>
+        <w:t xml:space="preserve">Fill in the title-page details in docs/Project_Report.docx before submitting it.</w:t>
       </w:r>
     </w:p>
     <w:p>
@@ -2184,6 +2364,140 @@
           <w:rFonts w:ascii="Calibri" w:cs="Calibri" w:eastAsia="Calibri" w:hAnsi="Calibri"/>
         </w:rPr>
         <w:t xml:space="preserve">Spec saved in docs/frontend_design.md with the approved preview in docs/design/.</w:t>
+      </w:r>
+    </w:p>
+    <w:p>
+      <w:pPr>
+        <w:pStyle w:val="Heading2"/>
+      </w:pPr>
+      <w:r>
+        <w:rPr>
+          <w:rFonts w:ascii="Calibri" w:cs="Calibri" w:eastAsia="Calibri" w:hAnsi="Calibri"/>
+        </w:rPr>
+        <w:t xml:space="preserve">Project report</w:t>
+      </w:r>
+    </w:p>
+    <w:p>
+      <w:pPr>
+        <w:pStyle w:val="ListParagraph"/>
+        <w:numPr>
+          <w:ilvl w:val="0"/>
+          <w:numId w:val="2"/>
+        </w:numPr>
+        <w:spacing w:after="60"/>
+      </w:pPr>
+      <w:r>
+        <w:rPr>
+          <w:rFonts w:ascii="Calibri" w:cs="Calibri" w:eastAsia="Calibri" w:hAnsi="Calibri"/>
+        </w:rPr>
+        <w:t xml:space="preserve">15-page Word report (docs/Project_Report.docx) structured around the four evaluation criteria: review of existing systems and feasibility, objectives and methodology, relevance of algorithms, and synchronisation of design and implementation.</w:t>
+      </w:r>
+    </w:p>
+    <w:p>
+      <w:pPr>
+        <w:pStyle w:val="ListParagraph"/>
+        <w:numPr>
+          <w:ilvl w:val="0"/>
+          <w:numId w:val="2"/>
+        </w:numPr>
+        <w:spacing w:after="60"/>
+      </w:pPr>
+      <w:r>
+        <w:rPr>
+          <w:rFonts w:ascii="Calibri" w:cs="Calibri" w:eastAsia="Calibri" w:hAnsi="Calibri"/>
+        </w:rPr>
+        <w:t xml:space="preserve">Includes 11 figures (architecture, methodology, data overview, Ahmedabad sensor fix, STL decomposition, evaluation windows, model comparison, forecasts, health results, dashboard design) and 9 tables, all from the project's actual results, plus 15 references.</w:t>
+      </w:r>
+    </w:p>
+    <w:p>
+      <w:pPr>
+        <w:pStyle w:val="ListParagraph"/>
+        <w:numPr>
+          <w:ilvl w:val="0"/>
+          <w:numId w:val="2"/>
+        </w:numPr>
+        <w:spacing w:after="60"/>
+      </w:pPr>
+      <w:r>
+        <w:rPr>
+          <w:rFonts w:ascii="Calibri" w:cs="Calibri" w:eastAsia="Calibri" w:hAnsi="Calibri"/>
+        </w:rPr>
+        <w:t xml:space="preserve">A cleaned dataset export (data/processed/city_day_clean.csv) was also produced on request.</w:t>
+      </w:r>
+    </w:p>
+    <w:p>
+      <w:pPr>
+        <w:pStyle w:val="Heading2"/>
+      </w:pPr>
+      <w:r>
+        <w:rPr>
+          <w:rFonts w:ascii="Calibri" w:cs="Calibri" w:eastAsia="Calibri" w:hAnsi="Calibri"/>
+        </w:rPr>
+        <w:t xml:space="preserve">Frontend: landing page and dashboard</w:t>
+      </w:r>
+    </w:p>
+    <w:p>
+      <w:pPr>
+        <w:pStyle w:val="ListParagraph"/>
+        <w:numPr>
+          <w:ilvl w:val="0"/>
+          <w:numId w:val="2"/>
+        </w:numPr>
+        <w:spacing w:after="60"/>
+      </w:pPr>
+      <w:r>
+        <w:rPr>
+          <w:rFonts w:ascii="Calibri" w:cs="Calibri" w:eastAsia="Calibri" w:hAnsi="Calibri"/>
+        </w:rPr>
+        <w:t xml:space="preserve">Next.js app in frontend/ with React + TypeScript, Tailwind CSS, shadcn/ui, Motion, ECharts and Lucide icons, following the approved Airware design.</w:t>
+      </w:r>
+    </w:p>
+    <w:p>
+      <w:pPr>
+        <w:pStyle w:val="ListParagraph"/>
+        <w:numPr>
+          <w:ilvl w:val="0"/>
+          <w:numId w:val="2"/>
+        </w:numPr>
+        <w:spacing w:after="60"/>
+      </w:pPr>
+      <w:r>
+        <w:rPr>
+          <w:rFonts w:ascii="Calibri" w:cs="Calibri" w:eastAsia="Calibri" w:hAnsi="Calibri"/>
+        </w:rPr>
+        <w:t xml:space="preserve">Landing page: hero with a live dashboard preview, city AQI strip, two-person risk comparison computed live by the models, how it works, features, model results from the leaderboard, AQI scale, privacy and FAQ.</w:t>
+      </w:r>
+    </w:p>
+    <w:p>
+      <w:pPr>
+        <w:pStyle w:val="ListParagraph"/>
+        <w:numPr>
+          <w:ilvl w:val="0"/>
+          <w:numId w:val="2"/>
+        </w:numPr>
+        <w:spacing w:after="60"/>
+      </w:pPr>
+      <w:r>
+        <w:rPr>
+          <w:rFonts w:ascii="Calibri" w:cs="Calibri" w:eastAsia="Calibri" w:hAnsi="Calibri"/>
+        </w:rPr>
+        <w:t xml:space="preserve">Dashboard: city tabs, tomorrow's AQI on the CPCB scale with health advice, 7/30-day forecast chart, pollutant trends, 7-day risk for an example profile, precautions and an all-cities table; city and horizon are kept in the page address.</w:t>
+      </w:r>
+    </w:p>
+    <w:p>
+      <w:pPr>
+        <w:pStyle w:val="ListParagraph"/>
+        <w:numPr>
+          <w:ilvl w:val="0"/>
+          <w:numId w:val="2"/>
+        </w:numPr>
+        <w:spacing w:after="60"/>
+      </w:pPr>
+      <w:r>
+        <w:rPr>
+          <w:rFonts w:ascii="Calibri" w:cs="Calibri" w:eastAsia="Calibri" w:hAnsi="Calibri"/>
+        </w:rPr>
+        <w:t xml:space="preserve">Light and dark themes with a toggle; layouts checked at 1280, 1536 and 1920 px; type check, lint and production build all pass.</w:t>
       </w:r>
     </w:p>
     <w:p>
@@ -4683,7 +4997,7 @@
                 <w:sz w:val="19"/>
                 <w:szCs w:val="19"/>
               </w:rPr>
-              <w:t xml:space="preserve">Next.js frontend</w:t>
+              <w:t xml:space="preserve">Frontend: remaining pages</w:t>
             </w:r>
           </w:p>
         </w:tc>
@@ -4741,7 +5055,7 @@
                 <w:sz w:val="19"/>
                 <w:szCs w:val="19"/>
               </w:rPr>
-              <w:t xml:space="preserve">City forecast charts, one-time profile form, day-by-day risk view, history, leaderboard, disclaimer</w:t>
+              <w:t xml:space="preserve">Sign-in, one-time profile wizard, my risk (day by day), history, models leaderboard, forecast detail</w:t>
             </w:r>
           </w:p>
         </w:tc>
@@ -5430,6 +5744,126 @@
                 <w:szCs w:val="19"/>
               </w:rPr>
               <w:t xml:space="preserve">What changed</w:t>
+            </w:r>
+          </w:p>
+        </w:tc>
+      </w:tr>
+      <w:tr>
+        <w:tc>
+          <w:tcPr>
+            <w:tcW w:type="dxa" w:w="1900"/>
+            <w:tcBorders>
+              <w:top w:val="single" w:color="BFBFBF" w:sz="4"/>
+              <w:left w:val="single" w:color="BFBFBF" w:sz="4"/>
+              <w:bottom w:val="single" w:color="BFBFBF" w:sz="4"/>
+              <w:right w:val="single" w:color="BFBFBF" w:sz="4"/>
+            </w:tcBorders>
+            <w:tcMar>
+              <w:top w:type="dxa" w:w="60"/>
+              <w:left w:type="dxa" w:w="100"/>
+              <w:bottom w:type="dxa" w:w="60"/>
+              <w:right w:type="dxa" w:w="100"/>
+            </w:tcMar>
+          </w:tcPr>
+          <w:p>
+            <w:r>
+              <w:rPr>
+                <w:rFonts w:ascii="Calibri" w:cs="Calibri" w:eastAsia="Calibri" w:hAnsi="Calibri"/>
+                <w:b w:val="false"/>
+                <w:bCs w:val="false"/>
+                <w:sz w:val="19"/>
+                <w:szCs w:val="19"/>
+              </w:rPr>
+              <w:t xml:space="preserve">5 Oct 2026</w:t>
+            </w:r>
+          </w:p>
+        </w:tc>
+        <w:tc>
+          <w:tcPr>
+            <w:tcW w:type="dxa" w:w="7738"/>
+            <w:tcBorders>
+              <w:top w:val="single" w:color="BFBFBF" w:sz="4"/>
+              <w:left w:val="single" w:color="BFBFBF" w:sz="4"/>
+              <w:bottom w:val="single" w:color="BFBFBF" w:sz="4"/>
+              <w:right w:val="single" w:color="BFBFBF" w:sz="4"/>
+            </w:tcBorders>
+            <w:tcMar>
+              <w:top w:type="dxa" w:w="60"/>
+              <w:left w:type="dxa" w:w="100"/>
+              <w:bottom w:type="dxa" w:w="60"/>
+              <w:right w:type="dxa" w:w="100"/>
+            </w:tcMar>
+          </w:tcPr>
+          <w:p>
+            <w:r>
+              <w:rPr>
+                <w:rFonts w:ascii="Calibri" w:cs="Calibri" w:eastAsia="Calibri" w:hAnsi="Calibri"/>
+                <w:b w:val="false"/>
+                <w:bCs w:val="false"/>
+                <w:sz w:val="19"/>
+                <w:szCs w:val="19"/>
+              </w:rPr>
+              <w:t xml:space="preserve">Frontend started: landing page and dashboard built on the live API, light and dark themes.</w:t>
+            </w:r>
+          </w:p>
+        </w:tc>
+      </w:tr>
+      <w:tr>
+        <w:tc>
+          <w:tcPr>
+            <w:tcW w:type="dxa" w:w="1900"/>
+            <w:tcBorders>
+              <w:top w:val="single" w:color="BFBFBF" w:sz="4"/>
+              <w:left w:val="single" w:color="BFBFBF" w:sz="4"/>
+              <w:bottom w:val="single" w:color="BFBFBF" w:sz="4"/>
+              <w:right w:val="single" w:color="BFBFBF" w:sz="4"/>
+            </w:tcBorders>
+            <w:tcMar>
+              <w:top w:type="dxa" w:w="60"/>
+              <w:left w:type="dxa" w:w="100"/>
+              <w:bottom w:type="dxa" w:w="60"/>
+              <w:right w:type="dxa" w:w="100"/>
+            </w:tcMar>
+          </w:tcPr>
+          <w:p>
+            <w:r>
+              <w:rPr>
+                <w:rFonts w:ascii="Calibri" w:cs="Calibri" w:eastAsia="Calibri" w:hAnsi="Calibri"/>
+                <w:b w:val="false"/>
+                <w:bCs w:val="false"/>
+                <w:sz w:val="19"/>
+                <w:szCs w:val="19"/>
+              </w:rPr>
+              <w:t xml:space="preserve">5 Oct 2026</w:t>
+            </w:r>
+          </w:p>
+        </w:tc>
+        <w:tc>
+          <w:tcPr>
+            <w:tcW w:type="dxa" w:w="7738"/>
+            <w:tcBorders>
+              <w:top w:val="single" w:color="BFBFBF" w:sz="4"/>
+              <w:left w:val="single" w:color="BFBFBF" w:sz="4"/>
+              <w:bottom w:val="single" w:color="BFBFBF" w:sz="4"/>
+              <w:right w:val="single" w:color="BFBFBF" w:sz="4"/>
+            </w:tcBorders>
+            <w:tcMar>
+              <w:top w:type="dxa" w:w="60"/>
+              <w:left w:type="dxa" w:w="100"/>
+              <w:bottom w:type="dxa" w:w="60"/>
+              <w:right w:type="dxa" w:w="100"/>
+            </w:tcMar>
+          </w:tcPr>
+          <w:p>
+            <w:r>
+              <w:rPr>
+                <w:rFonts w:ascii="Calibri" w:cs="Calibri" w:eastAsia="Calibri" w:hAnsi="Calibri"/>
+                <w:b w:val="false"/>
+                <w:bCs w:val="false"/>
+                <w:sz w:val="19"/>
+                <w:szCs w:val="19"/>
+              </w:rPr>
+              <w:t xml:space="preserve">Project report written (15 pages, 11 figures, 9 tables); cleaned dataset exported to CSV.</w:t>
             </w:r>
           </w:p>
         </w:tc>

--- a/docs/Project_Progress.docx
+++ b/docs/Project_Progress.docx
@@ -47,7 +47,7 @@
           <w:sz w:val="18"/>
           <w:szCs w:val="18"/>
         </w:rPr>
-        <w:t xml:space="preserve">Last updated: 5 October 2026    |    Latest commit: 836d8f7 Supabase accounts; design docs pending commit</w:t>
+        <w:t xml:space="preserve">Last updated: 6 October 2026    |    Latest commit: 75af4ea Landing page and dashboard; signed-in pages pending commit</w:t>
       </w:r>
     </w:p>
     <w:p>
@@ -1115,24 +1115,24 @@
               <w:bottom w:val="single" w:color="BFBFBF" w:sz="4"/>
               <w:right w:val="single" w:color="BFBFBF" w:sz="4"/>
             </w:tcBorders>
-            <w:shd w:fill="F2F2F2" w:color="auto" w:val="clear"/>
-            <w:tcMar>
-              <w:top w:type="dxa" w:w="60"/>
-              <w:left w:type="dxa" w:w="100"/>
-              <w:bottom w:type="dxa" w:w="60"/>
-              <w:right w:type="dxa" w:w="100"/>
-            </w:tcMar>
-          </w:tcPr>
-          <w:p>
-            <w:r>
-              <w:rPr>
-                <w:rFonts w:ascii="Calibri" w:cs="Calibri" w:eastAsia="Calibri" w:hAnsi="Calibri"/>
-                <w:b w:val="false"/>
-                <w:bCs w:val="false"/>
-                <w:sz w:val="19"/>
-                <w:szCs w:val="19"/>
-              </w:rPr>
-              <w:t xml:space="preserve">Not started</w:t>
+            <w:shd w:fill="E2EFDA" w:color="auto" w:val="clear"/>
+            <w:tcMar>
+              <w:top w:type="dxa" w:w="60"/>
+              <w:left w:type="dxa" w:w="100"/>
+              <w:bottom w:type="dxa" w:w="60"/>
+              <w:right w:type="dxa" w:w="100"/>
+            </w:tcMar>
+          </w:tcPr>
+          <w:p>
+            <w:r>
+              <w:rPr>
+                <w:rFonts w:ascii="Calibri" w:cs="Calibri" w:eastAsia="Calibri" w:hAnsi="Calibri"/>
+                <w:b w:val="false"/>
+                <w:bCs w:val="false"/>
+                <w:sz w:val="19"/>
+                <w:szCs w:val="19"/>
+              </w:rPr>
+              <w:t xml:space="preserve">Done</w:t>
             </w:r>
           </w:p>
         </w:tc>
@@ -1161,7 +1161,7 @@
                 <w:sz w:val="19"/>
                 <w:szCs w:val="19"/>
               </w:rPr>
-              <w:t xml:space="preserve">Placeholder pages in place; next build step</w:t>
+              <w:t xml:space="preserve">Built on the live API; sign-in flow to be tested by you with a real account</w:t>
             </w:r>
           </w:p>
         </w:tc>
@@ -1731,7 +1731,7 @@
         <w:rPr>
           <w:rFonts w:ascii="Calibri" w:cs="Calibri" w:eastAsia="Calibri" w:hAnsi="Calibri"/>
         </w:rPr>
-        <w:t xml:space="preserve">Try the site locally: start the API, then run npm run dev in frontend/ and open http://localhost:3000.</w:t>
+        <w:t xml:space="preserve">Test the signed-in pages with a real account: create an account, confirm the email, fill in the profile, check My risk, then History (open and delete a run).</w:t>
       </w:r>
     </w:p>
     <w:p>
@@ -1747,29 +1747,7 @@
         <w:rPr>
           <w:rFonts w:ascii="Calibri" w:cs="Calibri" w:eastAsia="Calibri" w:hAnsi="Calibri"/>
         </w:rPr>
-        <w:t xml:space="preserve">Fill in the title-page details in docs/Project_Report.docx before submitting it.</w:t>
-      </w:r>
-    </w:p>
-    <w:p>
-      <w:pPr>
-        <w:pStyle w:val="Heading1"/>
-      </w:pPr>
-      <w:r>
-        <w:rPr>
-          <w:rFonts w:ascii="Calibri" w:cs="Calibri" w:eastAsia="Calibri" w:hAnsi="Calibri"/>
-        </w:rPr>
-        <w:t xml:space="preserve">3. Work completed</w:t>
-      </w:r>
-    </w:p>
-    <w:p>
-      <w:pPr>
-        <w:pStyle w:val="Heading2"/>
-      </w:pPr>
-      <w:r>
-        <w:rPr>
-          <w:rFonts w:ascii="Calibri" w:cs="Calibri" w:eastAsia="Calibri" w:hAnsi="Calibri"/>
-        </w:rPr>
-        <w:t xml:space="preserve">AQI forecasting pipeline</w:t>
+        <w:t xml:space="preserve">Try the site locally: start the API, then run npm run dev in frontend/ and open http://localhost:3000.</w:t>
       </w:r>
     </w:p>
     <w:p>
@@ -1785,7 +1763,29 @@
         <w:rPr>
           <w:rFonts w:ascii="Calibri" w:cs="Calibri" w:eastAsia="Calibri" w:hAnsi="Calibri"/>
         </w:rPr>
-        <w:t xml:space="preserve">Data loading for Delhi, Bengaluru, Chennai, Hyderabad, Lucknow and Ahmedabad (CPCB data, 2015-2020); gaps up to 21 days interpolated.</w:t>
+        <w:t xml:space="preserve">Fill in the title-page details in docs/Project_Report.docx before submitting it.</w:t>
+      </w:r>
+    </w:p>
+    <w:p>
+      <w:pPr>
+        <w:pStyle w:val="Heading1"/>
+      </w:pPr>
+      <w:r>
+        <w:rPr>
+          <w:rFonts w:ascii="Calibri" w:cs="Calibri" w:eastAsia="Calibri" w:hAnsi="Calibri"/>
+        </w:rPr>
+        <w:t xml:space="preserve">3. Work completed</w:t>
+      </w:r>
+    </w:p>
+    <w:p>
+      <w:pPr>
+        <w:pStyle w:val="Heading2"/>
+      </w:pPr>
+      <w:r>
+        <w:rPr>
+          <w:rFonts w:ascii="Calibri" w:cs="Calibri" w:eastAsia="Calibri" w:hAnsi="Calibri"/>
+        </w:rPr>
+        <w:t xml:space="preserve">AQI forecasting pipeline</w:t>
       </w:r>
     </w:p>
     <w:p>
@@ -1801,7 +1801,7 @@
         <w:rPr>
           <w:rFonts w:ascii="Calibri" w:cs="Calibri" w:eastAsia="Calibri" w:hAnsi="Calibri"/>
         </w:rPr>
-        <w:t xml:space="preserve">Diagnostics: ADF and KPSS stationarity tests (no differencing needed), seasonal period confirmed at ~365 days (ACF peaks at lags 363-370, STL seasonal strength).</w:t>
+        <w:t xml:space="preserve">Data loading for Delhi, Bengaluru, Chennai, Hyderabad, Lucknow and Ahmedabad (CPCB data, 2015-2020); gaps up to 21 days interpolated.</w:t>
       </w:r>
     </w:p>
     <w:p>
@@ -1817,7 +1817,7 @@
         <w:rPr>
           <w:rFonts w:ascii="Calibri" w:cs="Calibri" w:eastAsia="Calibri" w:hAnsi="Calibri"/>
         </w:rPr>
-        <w:t xml:space="preserve">Models: ARIMA, SARIMA (weekly + annual Fourier terms), Holt-Winters, LSTM, XGBoost on lag features, Prophet; compared with three naive baselines.</w:t>
+        <w:t xml:space="preserve">Diagnostics: ADF and KPSS stationarity tests (no differencing needed), seasonal period confirmed at ~365 days (ACF peaks at lags 363-370, STL seasonal strength).</w:t>
       </w:r>
     </w:p>
     <w:p>
@@ -1833,7 +1833,7 @@
         <w:rPr>
           <w:rFonts w:ascii="Calibri" w:cs="Calibri" w:eastAsia="Calibri" w:hAnsi="Calibri"/>
         </w:rPr>
-        <w:t xml:space="preserve">Evaluation on 6 non-overlapping 30-day test windows per city (RMSE, MSE, MAE, MAPE); winner = lowest mean RMSE.</w:t>
+        <w:t xml:space="preserve">Models: ARIMA, SARIMA (weekly + annual Fourier terms), Holt-Winters, LSTM, XGBoost on lag features, Prophet; compared with three naive baselines.</w:t>
       </w:r>
     </w:p>
     <w:p>
@@ -1849,7 +1849,7 @@
         <w:rPr>
           <w:rFonts w:ascii="Calibri" w:cs="Calibri" w:eastAsia="Calibri" w:hAnsi="Calibri"/>
         </w:rPr>
-        <w:t xml:space="preserve">Ahmedabad fix: its CO sensor readings were faulty (median 16 mg/m3 vs about 1 elsewhere, AQI up to 2,049), so its AQI is recomputed from hourly data without CO. The method reproduces the published values exactly when CO is included.</w:t>
+        <w:t xml:space="preserve">Evaluation on 6 non-overlapping 30-day test windows per city (RMSE, MSE, MAE, MAPE); winner = lowest mean RMSE.</w:t>
       </w:r>
     </w:p>
     <w:p>
@@ -1865,18 +1865,7 @@
         <w:rPr>
           <w:rFonts w:ascii="Calibri" w:cs="Calibri" w:eastAsia="Calibri" w:hAnsi="Calibri"/>
         </w:rPr>
-        <w:t xml:space="preserve">LSTM results averaged over seeds 42, 43 and 44 (a single seed gave a misleadingly good Delhi result).</w:t>
-      </w:r>
-    </w:p>
-    <w:p>
-      <w:pPr>
-        <w:pStyle w:val="Heading2"/>
-      </w:pPr>
-      <w:r>
-        <w:rPr>
-          <w:rFonts w:ascii="Calibri" w:cs="Calibri" w:eastAsia="Calibri" w:hAnsi="Calibri"/>
-        </w:rPr>
-        <w:t xml:space="preserve">Pollutant forecasting (PM2.5, NO2)</w:t>
+        <w:t xml:space="preserve">Ahmedabad fix: its CO sensor readings were faulty (median 16 mg/m3 vs about 1 elsewhere, AQI up to 2,049), so its AQI is recomputed from hourly data without CO. The method reproduces the published values exactly when CO is included.</w:t>
       </w:r>
     </w:p>
     <w:p>
@@ -1892,7 +1881,18 @@
         <w:rPr>
           <w:rFonts w:ascii="Calibri" w:cs="Calibri" w:eastAsia="Calibri" w:hAnsi="Calibri"/>
         </w:rPr>
-        <w:t xml:space="preserve">Same evaluation for PM2.5 and NO2, the only pollutants with usable history in all six cities.</w:t>
+        <w:t xml:space="preserve">LSTM results averaged over seeds 42, 43 and 44 (a single seed gave a misleadingly good Delhi result).</w:t>
+      </w:r>
+    </w:p>
+    <w:p>
+      <w:pPr>
+        <w:pStyle w:val="Heading2"/>
+      </w:pPr>
+      <w:r>
+        <w:rPr>
+          <w:rFonts w:ascii="Calibri" w:cs="Calibri" w:eastAsia="Calibri" w:hAnsi="Calibri"/>
+        </w:rPr>
+        <w:t xml:space="preserve">Pollutant forecasting (PM2.5, NO2)</w:t>
       </w:r>
     </w:p>
     <w:p>
@@ -1908,18 +1908,7 @@
         <w:rPr>
           <w:rFonts w:ascii="Calibri" w:cs="Calibri" w:eastAsia="Calibri" w:hAnsi="Calibri"/>
         </w:rPr>
-        <w:t xml:space="preserve">Where no model beats the naive forecast on mean RMSE, the naive forecast itself is deployed (Hyderabad PM2.5, Ahmedabad NO2).</w:t>
-      </w:r>
-    </w:p>
-    <w:p>
-      <w:pPr>
-        <w:pStyle w:val="Heading2"/>
-      </w:pPr>
-      <w:r>
-        <w:rPr>
-          <w:rFonts w:ascii="Calibri" w:cs="Calibri" w:eastAsia="Calibri" w:hAnsi="Calibri"/>
-        </w:rPr>
-        <w:t xml:space="preserve">Saved forecasting models</w:t>
+        <w:t xml:space="preserve">Same evaluation for PM2.5 and NO2, the only pollutants with usable history in all six cities.</w:t>
       </w:r>
     </w:p>
     <w:p>
@@ -1935,7 +1924,18 @@
         <w:rPr>
           <w:rFonts w:ascii="Calibri" w:cs="Calibri" w:eastAsia="Calibri" w:hAnsi="Calibri"/>
         </w:rPr>
-        <w:t xml:space="preserve">Each city's winner retrained on its full history and saved in its native format (joblib, XGBoost .ubj, PyTorch state_dict, Prophet JSON), with metadata and a registry.</w:t>
+        <w:t xml:space="preserve">Where no model beats the naive forecast on mean RMSE, the naive forecast itself is deployed (Hyderabad PM2.5, Ahmedabad NO2).</w:t>
+      </w:r>
+    </w:p>
+    <w:p>
+      <w:pPr>
+        <w:pStyle w:val="Heading2"/>
+      </w:pPr>
+      <w:r>
+        <w:rPr>
+          <w:rFonts w:ascii="Calibri" w:cs="Calibri" w:eastAsia="Calibri" w:hAnsi="Calibri"/>
+        </w:rPr>
+        <w:t xml:space="preserve">Saved forecasting models</w:t>
       </w:r>
     </w:p>
     <w:p>
@@ -1951,18 +1951,7 @@
         <w:rPr>
           <w:rFonts w:ascii="Calibri" w:cs="Calibri" w:eastAsia="Calibri" w:hAnsi="Calibri"/>
         </w:rPr>
-        <w:t xml:space="preserve">Verified: reloaded models reproduce the in-memory forecasts exactly.</w:t>
-      </w:r>
-    </w:p>
-    <w:p>
-      <w:pPr>
-        <w:pStyle w:val="Heading2"/>
-      </w:pPr>
-      <w:r>
-        <w:rPr>
-          <w:rFonts w:ascii="Calibri" w:cs="Calibri" w:eastAsia="Calibri" w:hAnsi="Calibri"/>
-        </w:rPr>
-        <w:t xml:space="preserve">Health-risk models</w:t>
+        <w:t xml:space="preserve">Each city's winner retrained on its full history and saved in its native format (joblib, XGBoost .ubj, PyTorch state_dict, Prophet JSON), with metadata and a registry.</w:t>
       </w:r>
     </w:p>
     <w:p>
@@ -1978,7 +1967,18 @@
         <w:rPr>
           <w:rFonts w:ascii="Calibri" w:cs="Calibri" w:eastAsia="Calibri" w:hAnsi="Calibri"/>
         </w:rPr>
-        <w:t xml:space="preserve">Random Forest, XGBoost and MLP compared for risk level (weighted F1) and risk score (RMSE), with 5-fold cross-validation and a held-out 20% test set.</w:t>
+        <w:t xml:space="preserve">Verified: reloaded models reproduce the in-memory forecasts exactly.</w:t>
+      </w:r>
+    </w:p>
+    <w:p>
+      <w:pPr>
+        <w:pStyle w:val="Heading2"/>
+      </w:pPr>
+      <w:r>
+        <w:rPr>
+          <w:rFonts w:ascii="Calibri" w:cs="Calibri" w:eastAsia="Calibri" w:hAnsi="Calibri"/>
+        </w:rPr>
+        <w:t xml:space="preserve">Health-risk models</w:t>
       </w:r>
     </w:p>
     <w:p>
@@ -1994,7 +1994,7 @@
         <w:rPr>
           <w:rFonts w:ascii="Calibri" w:cs="Calibri" w:eastAsia="Calibri" w:hAnsi="Calibri"/>
         </w:rPr>
-        <w:t xml:space="preserve">MLP selected for both tasks. Primary model uses the profile plus AQI, PM2.5 and NO2; an AQI-only model is the automatic fallback.</w:t>
+        <w:t xml:space="preserve">Random Forest, XGBoost and MLP compared for risk level (weighted F1) and risk score (RMSE), with 5-fold cross-validation and a held-out 20% test set.</w:t>
       </w:r>
     </w:p>
     <w:p>
@@ -2010,7 +2010,7 @@
         <w:rPr>
           <w:rFonts w:ascii="Calibri" w:cs="Calibri" w:eastAsia="Calibri" w:hAnsi="Calibri"/>
         </w:rPr>
-        <w:t xml:space="preserve">Boundary rule: the classifier's level is the headline; days where the score implies a neighbouring level are flagged borderline and shown as a range; the higher level drives High/Severe alerts.</w:t>
+        <w:t xml:space="preserve">MLP selected for both tasks. Primary model uses the profile plus AQI, PM2.5 and NO2; an AQI-only model is the automatic fallback.</w:t>
       </w:r>
     </w:p>
     <w:p>
@@ -2026,18 +2026,7 @@
         <w:rPr>
           <w:rFonts w:ascii="Calibri" w:cs="Calibri" w:eastAsia="Calibri" w:hAnsi="Calibri"/>
         </w:rPr>
-        <w:t xml:space="preserve">Backtest on real historical forecasts: the pollutant model beats the AQI-only model (73.3% vs 68.5% level agreement with the reference).</w:t>
-      </w:r>
-    </w:p>
-    <w:p>
-      <w:pPr>
-        <w:pStyle w:val="Heading2"/>
-      </w:pPr>
-      <w:r>
-        <w:rPr>
-          <w:rFonts w:ascii="Calibri" w:cs="Calibri" w:eastAsia="Calibri" w:hAnsi="Calibri"/>
-        </w:rPr>
-        <w:t xml:space="preserve">FastAPI backend (public part)</w:t>
+        <w:t xml:space="preserve">Boundary rule: the classifier's level is the headline; days where the score implies a neighbouring level are flagged borderline and shown as a range; the higher level drives High/Severe alerts.</w:t>
       </w:r>
     </w:p>
     <w:p>
@@ -2053,7 +2042,18 @@
         <w:rPr>
           <w:rFonts w:ascii="Calibri" w:cs="Calibri" w:eastAsia="Calibri" w:hAnsi="Calibri"/>
         </w:rPr>
-        <w:t xml:space="preserve">Endpoints: /api/health, /api/cities, /api/forecast/{city}, /api/risk/predict, /api/profile/schema, /api/leaderboard/forecast, /api/leaderboard/health.</w:t>
+        <w:t xml:space="preserve">Backtest on real historical forecasts: the pollutant model beats the AQI-only model (73.3% vs 68.5% level agreement with the reference).</w:t>
+      </w:r>
+    </w:p>
+    <w:p>
+      <w:pPr>
+        <w:pStyle w:val="Heading2"/>
+      </w:pPr>
+      <w:r>
+        <w:rPr>
+          <w:rFonts w:ascii="Calibri" w:cs="Calibri" w:eastAsia="Calibri" w:hAnsi="Calibri"/>
+        </w:rPr>
+        <w:t xml:space="preserve">FastAPI backend (public part)</w:t>
       </w:r>
     </w:p>
     <w:p>
@@ -2069,7 +2069,7 @@
         <w:rPr>
           <w:rFonts w:ascii="Calibri" w:cs="Calibri" w:eastAsia="Calibri" w:hAnsi="Calibri"/>
         </w:rPr>
-        <w:t xml:space="preserve">All models load once at startup (~20 s); requests after that take well under a second.</w:t>
+        <w:t xml:space="preserve">Endpoints: /api/health, /api/cities, /api/forecast/{city}, /api/risk/predict, /api/profile/schema, /api/leaderboard/forecast, /api/leaderboard/health.</w:t>
       </w:r>
     </w:p>
     <w:p>
@@ -2085,7 +2085,7 @@
         <w:rPr>
           <w:rFonts w:ascii="Calibri" w:cs="Calibri" w:eastAsia="Calibri" w:hAnsi="Calibri"/>
         </w:rPr>
-        <w:t xml:space="preserve">Profile validation: occupation, area type, mask usage and outdoor hours are required (defaulting them understated risk); BMI, exercise and family history are optional.</w:t>
+        <w:t xml:space="preserve">All models load once at startup (~20 s); requests after that take well under a second.</w:t>
       </w:r>
     </w:p>
     <w:p>
@@ -2101,18 +2101,7 @@
         <w:rPr>
           <w:rFonts w:ascii="Calibri" w:cs="Calibri" w:eastAsia="Calibri" w:hAnsi="Calibri"/>
         </w:rPr>
-        <w:t xml:space="preserve">29 automated tests pass.</w:t>
-      </w:r>
-    </w:p>
-    <w:p>
-      <w:pPr>
-        <w:pStyle w:val="Heading2"/>
-      </w:pPr>
-      <w:r>
-        <w:rPr>
-          <w:rFonts w:ascii="Calibri" w:cs="Calibri" w:eastAsia="Calibri" w:hAnsi="Calibri"/>
-        </w:rPr>
-        <w:t xml:space="preserve">Supabase and user accounts</w:t>
+        <w:t xml:space="preserve">Profile validation: occupation, area type, mask usage and outdoor hours are required (defaulting them understated risk); BMI, exercise and family history are optional.</w:t>
       </w:r>
     </w:p>
     <w:p>
@@ -2128,7 +2117,18 @@
         <w:rPr>
           <w:rFonts w:ascii="Calibri" w:cs="Calibri" w:eastAsia="Calibri" w:hAnsi="Calibri"/>
         </w:rPr>
-        <w:t xml:space="preserve">Supabase project created (Mumbai region); database script run; checks confirmed public tables are readable, private tables are blocked without sign-in, and the public key can't write.</w:t>
+        <w:t xml:space="preserve">29 automated tests pass.</w:t>
+      </w:r>
+    </w:p>
+    <w:p>
+      <w:pPr>
+        <w:pStyle w:val="Heading2"/>
+      </w:pPr>
+      <w:r>
+        <w:rPr>
+          <w:rFonts w:ascii="Calibri" w:cs="Calibri" w:eastAsia="Calibri" w:hAnsi="Calibri"/>
+        </w:rPr>
+        <w:t xml:space="preserve">Supabase and user accounts</w:t>
       </w:r>
     </w:p>
     <w:p>
@@ -2144,7 +2144,7 @@
         <w:rPr>
           <w:rFonts w:ascii="Calibri" w:cs="Calibri" w:eastAsia="Calibri" w:hAnsi="Calibri"/>
         </w:rPr>
-        <w:t xml:space="preserve">Signed-in endpoints: GET/PUT /api/me/profile, POST /api/me/risk (runs a prediction with the saved profile and saves it to history), GET /api/me/history, GET/DELETE /api/me/history/{id}.</w:t>
+        <w:t xml:space="preserve">Supabase project created (Mumbai region); database script run; checks confirmed public tables are readable, private tables are blocked without sign-in, and the public key can't write.</w:t>
       </w:r>
     </w:p>
     <w:p>
@@ -2160,7 +2160,7 @@
         <w:rPr>
           <w:rFonts w:ascii="Calibri" w:cs="Calibri" w:eastAsia="Calibri" w:hAnsi="Calibri"/>
         </w:rPr>
-        <w:t xml:space="preserve">Each database call is made with the user's own sign-in token, so row-level security keeps every user's profile and history private, even inside the backend.</w:t>
+        <w:t xml:space="preserve">Signed-in endpoints: GET/PUT /api/me/profile, POST /api/me/risk (runs a prediction with the saved profile and saves it to history), GET /api/me/history, GET/DELETE /api/me/history/{id}.</w:t>
       </w:r>
     </w:p>
     <w:p>
@@ -2176,7 +2176,7 @@
         <w:rPr>
           <w:rFonts w:ascii="Calibri" w:cs="Calibri" w:eastAsia="Calibri" w:hAnsi="Calibri"/>
         </w:rPr>
-        <w:t xml:space="preserve">12 new tests using an in-memory stand-in for Supabase that enforces the same per-user rules (41 tests pass in total); the real sign-in service correctly rejects invalid tokens.</w:t>
+        <w:t xml:space="preserve">Each database call is made with the user's own sign-in token, so row-level security keeps every user's profile and history private, even inside the backend.</w:t>
       </w:r>
     </w:p>
     <w:p>
@@ -2192,7 +2192,7 @@
         <w:rPr>
           <w:rFonts w:ascii="Calibri" w:cs="Calibri" w:eastAsia="Calibri" w:hAnsi="Calibri"/>
         </w:rPr>
-        <w:t xml:space="preserve">Live end-to-end check with a real test user passed all 8 steps: save and read profile, run a prediction, list and read history, hidden without sign-in, delete, confirm deletion.</w:t>
+        <w:t xml:space="preserve">12 new tests using an in-memory stand-in for Supabase that enforces the same per-user rules (41 tests pass in total); the real sign-in service correctly rejects invalid tokens.</w:t>
       </w:r>
     </w:p>
     <w:p>
@@ -2208,7 +2208,7 @@
         <w:rPr>
           <w:rFonts w:ascii="Calibri" w:cs="Calibri" w:eastAsia="Calibri" w:hAnsi="Calibri"/>
         </w:rPr>
-        <w:t xml:space="preserve">SQL script supabase/migrations/0001_init.sql: profiles, saved_forecasts, risk_predictions, aqi_forecasts_cache, model_leaderboard.</w:t>
+        <w:t xml:space="preserve">Live end-to-end check with a real test user passed all 8 steps: save and read profile, run a prediction, list and read history, hidden without sign-in, delete, confirm deletion.</w:t>
       </w:r>
     </w:p>
     <w:p>
@@ -2224,7 +2224,7 @@
         <w:rPr>
           <w:rFonts w:ascii="Calibri" w:cs="Calibri" w:eastAsia="Calibri" w:hAnsi="Calibri"/>
         </w:rPr>
-        <w:t xml:space="preserve">Row-level security: users only see and change their own profile and history; history can't be edited; public tables are read-only except for the backend.</w:t>
+        <w:t xml:space="preserve">SQL script supabase/migrations/0001_init.sql: profiles, saved_forecasts, risk_predictions, aqi_forecasts_cache, model_leaderboard.</w:t>
       </w:r>
     </w:p>
     <w:p>
@@ -2240,18 +2240,7 @@
         <w:rPr>
           <w:rFonts w:ascii="Calibri" w:cs="Calibri" w:eastAsia="Calibri" w:hAnsi="Calibri"/>
         </w:rPr>
-        <w:t xml:space="preserve">Step-by-step setup guide (supabase/README.md) and .env.example; real keys stay in a git-ignored .env.</w:t>
-      </w:r>
-    </w:p>
-    <w:p>
-      <w:pPr>
-        <w:pStyle w:val="Heading2"/>
-      </w:pPr>
-      <w:r>
-        <w:rPr>
-          <w:rFonts w:ascii="Calibri" w:cs="Calibri" w:eastAsia="Calibri" w:hAnsi="Calibri"/>
-        </w:rPr>
-        <w:t xml:space="preserve">Frontend design (Airware)</w:t>
+        <w:t xml:space="preserve">Row-level security: users only see and change their own profile and history; history can't be edited; public tables are read-only except for the backend.</w:t>
       </w:r>
     </w:p>
     <w:p>
@@ -2267,7 +2256,18 @@
         <w:rPr>
           <w:rFonts w:ascii="Calibri" w:cs="Calibri" w:eastAsia="Calibri" w:hAnsi="Calibri"/>
         </w:rPr>
-        <w:t xml:space="preserve">Site named Airware. Stack confirmed: Next.js, React + TypeScript, Tailwind CSS, shadcn/ui, Motion, ECharts, Lucide React, Leaflet + OpenStreetMap, Overpass API.</w:t>
+        <w:t xml:space="preserve">Step-by-step setup guide (supabase/README.md) and .env.example; real keys stay in a git-ignored .env.</w:t>
+      </w:r>
+    </w:p>
+    <w:p>
+      <w:pPr>
+        <w:pStyle w:val="Heading2"/>
+      </w:pPr>
+      <w:r>
+        <w:rPr>
+          <w:rFonts w:ascii="Calibri" w:cs="Calibri" w:eastAsia="Calibri" w:hAnsi="Calibri"/>
+        </w:rPr>
+        <w:t xml:space="preserve">Frontend design (Airware)</w:t>
       </w:r>
     </w:p>
     <w:p>
@@ -2283,7 +2283,7 @@
         <w:rPr>
           <w:rFonts w:ascii="Calibri" w:cs="Calibri" w:eastAsia="Calibri" w:hAnsi="Calibri"/>
         </w:rPr>
-        <w:t xml:space="preserve">Design direction: a data-first dashboard (like IQAir or Windy) using the full screen width, with IBM Plex fonts, neutral colours, one deep-teal brand colour, and the official CPCB colours reserved for air-quality data.</w:t>
+        <w:t xml:space="preserve">Site named Airware. Stack confirmed: Next.js, React + TypeScript, Tailwind CSS, shadcn/ui, Motion, ECharts, Lucide React, Leaflet + OpenStreetMap, Overpass API.</w:t>
       </w:r>
     </w:p>
     <w:p>
@@ -2299,7 +2299,7 @@
         <w:rPr>
           <w:rFonts w:ascii="Calibri" w:cs="Calibri" w:eastAsia="Calibri" w:hAnsi="Calibri"/>
         </w:rPr>
-        <w:t xml:space="preserve">Approved overview page: city tabs, tomorrow's AQI with the CPCB scale and health advice, interactive forecast chart, pollutants, day-by-day health risk, precautions, and an all-cities comparison table.</w:t>
+        <w:t xml:space="preserve">Design direction: a data-first dashboard (like IQAir or Windy) using the full screen width, with IBM Plex fonts, neutral colours, one deep-teal brand colour, and the official CPCB colours reserved for air-quality data.</w:t>
       </w:r>
     </w:p>
     <w:p>
@@ -2315,7 +2315,7 @@
         <w:rPr>
           <w:rFonts w:ascii="Calibri" w:cs="Calibri" w:eastAsia="Calibri" w:hAnsi="Calibri"/>
         </w:rPr>
-        <w:t xml:space="preserve">Approved landing page: hero with a live dashboard preview, city AQI strip, a two-person example showing why personal risk matters, how it works, features, model results, data and AQI scale, privacy, FAQ and footer.</w:t>
+        <w:t xml:space="preserve">Approved overview page: city tabs, tomorrow's AQI with the CPCB scale and health advice, interactive forecast chart, pollutants, day-by-day health risk, precautions, and an all-cities comparison table.</w:t>
       </w:r>
     </w:p>
     <w:p>
@@ -2331,7 +2331,7 @@
         <w:rPr>
           <w:rFonts w:ascii="Calibri" w:cs="Calibri" w:eastAsia="Calibri" w:hAnsi="Calibri"/>
         </w:rPr>
-        <w:t xml:space="preserve">Site structure: landing page at /, dashboard at /dashboard, plus sign-in, profile wizard, my risk, history and models pages.</w:t>
+        <w:t xml:space="preserve">Approved landing page: hero with a live dashboard preview, city AQI strip, a two-person example showing why personal risk matters, how it works, features, model results, data and AQI scale, privacy, FAQ and footer.</w:t>
       </w:r>
     </w:p>
     <w:p>
@@ -2347,7 +2347,7 @@
         <w:rPr>
           <w:rFonts w:ascii="Calibri" w:cs="Calibri" w:eastAsia="Calibri" w:hAnsi="Calibri"/>
         </w:rPr>
-        <w:t xml:space="preserve">Light and dark themes with a toggle; layout checked at 1280, 1536 and 1920 px wide (the user's laptop at 150%, 125% and 100% scaling).</w:t>
+        <w:t xml:space="preserve">Site structure: landing page at /, dashboard at /dashboard, plus sign-in, profile wizard, my risk, history and models pages.</w:t>
       </w:r>
     </w:p>
     <w:p>
@@ -2363,18 +2363,7 @@
         <w:rPr>
           <w:rFonts w:ascii="Calibri" w:cs="Calibri" w:eastAsia="Calibri" w:hAnsi="Calibri"/>
         </w:rPr>
-        <w:t xml:space="preserve">Spec saved in docs/frontend_design.md with the approved preview in docs/design/.</w:t>
-      </w:r>
-    </w:p>
-    <w:p>
-      <w:pPr>
-        <w:pStyle w:val="Heading2"/>
-      </w:pPr>
-      <w:r>
-        <w:rPr>
-          <w:rFonts w:ascii="Calibri" w:cs="Calibri" w:eastAsia="Calibri" w:hAnsi="Calibri"/>
-        </w:rPr>
-        <w:t xml:space="preserve">Project report</w:t>
+        <w:t xml:space="preserve">Light and dark themes with a toggle; layout checked at 1280, 1536 and 1920 px wide (the user's laptop at 150%, 125% and 100% scaling).</w:t>
       </w:r>
     </w:p>
     <w:p>
@@ -2390,7 +2379,18 @@
         <w:rPr>
           <w:rFonts w:ascii="Calibri" w:cs="Calibri" w:eastAsia="Calibri" w:hAnsi="Calibri"/>
         </w:rPr>
-        <w:t xml:space="preserve">15-page Word report (docs/Project_Report.docx) structured around the four evaluation criteria: review of existing systems and feasibility, objectives and methodology, relevance of algorithms, and synchronisation of design and implementation.</w:t>
+        <w:t xml:space="preserve">Spec saved in docs/frontend_design.md with the approved preview in docs/design/.</w:t>
+      </w:r>
+    </w:p>
+    <w:p>
+      <w:pPr>
+        <w:pStyle w:val="Heading2"/>
+      </w:pPr>
+      <w:r>
+        <w:rPr>
+          <w:rFonts w:ascii="Calibri" w:cs="Calibri" w:eastAsia="Calibri" w:hAnsi="Calibri"/>
+        </w:rPr>
+        <w:t xml:space="preserve">Project report</w:t>
       </w:r>
     </w:p>
     <w:p>
@@ -2406,7 +2406,7 @@
         <w:rPr>
           <w:rFonts w:ascii="Calibri" w:cs="Calibri" w:eastAsia="Calibri" w:hAnsi="Calibri"/>
         </w:rPr>
-        <w:t xml:space="preserve">Includes 11 figures (architecture, methodology, data overview, Ahmedabad sensor fix, STL decomposition, evaluation windows, model comparison, forecasts, health results, dashboard design) and 9 tables, all from the project's actual results, plus 15 references.</w:t>
+        <w:t xml:space="preserve">15-page Word report (docs/Project_Report.docx) structured around the four evaluation criteria: review of existing systems and feasibility, objectives and methodology, relevance of algorithms, and synchronisation of design and implementation.</w:t>
       </w:r>
     </w:p>
     <w:p>
@@ -2422,7 +2422,130 @@
         <w:rPr>
           <w:rFonts w:ascii="Calibri" w:cs="Calibri" w:eastAsia="Calibri" w:hAnsi="Calibri"/>
         </w:rPr>
+        <w:t xml:space="preserve">Includes 11 figures (architecture, methodology, data overview, Ahmedabad sensor fix, STL decomposition, evaluation windows, model comparison, forecasts, health results, dashboard design) and 9 tables, all from the project's actual results, plus 15 references.</w:t>
+      </w:r>
+    </w:p>
+    <w:p>
+      <w:pPr>
+        <w:pStyle w:val="ListParagraph"/>
+        <w:numPr>
+          <w:ilvl w:val="0"/>
+          <w:numId w:val="2"/>
+        </w:numPr>
+        <w:spacing w:after="60"/>
+      </w:pPr>
+      <w:r>
+        <w:rPr>
+          <w:rFonts w:ascii="Calibri" w:cs="Calibri" w:eastAsia="Calibri" w:hAnsi="Calibri"/>
+        </w:rPr>
         <w:t xml:space="preserve">A cleaned dataset export (data/processed/city_day_clean.csv) was also produced on request.</w:t>
+      </w:r>
+    </w:p>
+    <w:p>
+      <w:pPr>
+        <w:pStyle w:val="Heading2"/>
+      </w:pPr>
+      <w:r>
+        <w:rPr>
+          <w:rFonts w:ascii="Calibri" w:cs="Calibri" w:eastAsia="Calibri" w:hAnsi="Calibri"/>
+        </w:rPr>
+        <w:t xml:space="preserve">Frontend: sign-in, profile, my risk, history and models</w:t>
+      </w:r>
+    </w:p>
+    <w:p>
+      <w:pPr>
+        <w:pStyle w:val="ListParagraph"/>
+        <w:numPr>
+          <w:ilvl w:val="0"/>
+          <w:numId w:val="2"/>
+        </w:numPr>
+        <w:spacing w:after="60"/>
+      </w:pPr>
+      <w:r>
+        <w:rPr>
+          <w:rFonts w:ascii="Calibri" w:cs="Calibri" w:eastAsia="Calibri" w:hAnsi="Calibri"/>
+        </w:rPr>
+        <w:t xml:space="preserve">Sign in and create account (email and password through Supabase); new accounts confirm by email and go straight to the profile form.</w:t>
+      </w:r>
+    </w:p>
+    <w:p>
+      <w:pPr>
+        <w:pStyle w:val="ListParagraph"/>
+        <w:numPr>
+          <w:ilvl w:val="0"/>
+          <w:numId w:val="2"/>
+        </w:numPr>
+        <w:spacing w:after="60"/>
+      </w:pPr>
+      <w:r>
+        <w:rPr>
+          <w:rFonts w:ascii="Calibri" w:cs="Calibri" w:eastAsia="Calibri" w:hAnsi="Calibri"/>
+        </w:rPr>
+        <w:t xml:space="preserve">Health profile: a 3-step form (about you, daily exposure, optional health details) saved once and reused; it can be edited at any time.</w:t>
+      </w:r>
+    </w:p>
+    <w:p>
+      <w:pPr>
+        <w:pStyle w:val="ListParagraph"/>
+        <w:numPr>
+          <w:ilvl w:val="0"/>
+          <w:numId w:val="2"/>
+        </w:numPr>
+        <w:spacing w:after="60"/>
+      </w:pPr>
+      <w:r>
+        <w:rPr>
+          <w:rFonts w:ascii="Calibri" w:cs="Calibri" w:eastAsia="Calibri" w:hAnsi="Calibri"/>
+        </w:rPr>
+        <w:t xml:space="preserve">My risk: the user's own day-by-day risk for 7 or 30 days in any of the six cities, with confidence, borderline ranges, a risk-score chart, the AQI forecast, precautions and a High/Severe callout.</w:t>
+      </w:r>
+    </w:p>
+    <w:p>
+      <w:pPr>
+        <w:pStyle w:val="ListParagraph"/>
+        <w:numPr>
+          <w:ilvl w:val="0"/>
+          <w:numId w:val="2"/>
+        </w:numPr>
+        <w:spacing w:after="60"/>
+      </w:pPr>
+      <w:r>
+        <w:rPr>
+          <w:rFonts w:ascii="Calibri" w:cs="Calibri" w:eastAsia="Calibri" w:hAnsi="Calibri"/>
+        </w:rPr>
+        <w:t xml:space="preserve">Each new estimate is saved to History, where past runs can be opened in full or deleted; the page reuses the latest run unless the profile changed, so visits don't create duplicates.</w:t>
+      </w:r>
+    </w:p>
+    <w:p>
+      <w:pPr>
+        <w:pStyle w:val="ListParagraph"/>
+        <w:numPr>
+          <w:ilvl w:val="0"/>
+          <w:numId w:val="2"/>
+        </w:numPr>
+        <w:spacing w:after="60"/>
+      </w:pPr>
+      <w:r>
+        <w:rPr>
+          <w:rFonts w:ascii="Calibri" w:cs="Calibri" w:eastAsia="Calibri" w:hAnsi="Calibri"/>
+        </w:rPr>
+        <w:t xml:space="preserve">Models page: leaderboards for AQI, PM2.5 and NO2 forecasting per city (gain over the naive forecast, all metrics, test windows) and for the health models (classification, regression, recall by risk level, borderline-day statistics).</w:t>
+      </w:r>
+    </w:p>
+    <w:p>
+      <w:pPr>
+        <w:pStyle w:val="ListParagraph"/>
+        <w:numPr>
+          <w:ilvl w:val="0"/>
+          <w:numId w:val="2"/>
+        </w:numPr>
+        <w:spacing w:after="60"/>
+      </w:pPr>
+      <w:r>
+        <w:rPr>
+          <w:rFonts w:ascii="Calibri" w:cs="Calibri" w:eastAsia="Calibri" w:hAnsi="Calibri"/>
+        </w:rPr>
+        <w:t xml:space="preserve">Type check, lint and production build pass; layouts checked at 1280, 1536 and 1920 px in light and dark.</w:t>
       </w:r>
     </w:p>
     <w:p>
@@ -4997,7 +5120,7 @@
                 <w:sz w:val="19"/>
                 <w:szCs w:val="19"/>
               </w:rPr>
-              <w:t xml:space="preserve">Frontend: remaining pages</w:t>
+              <w:t xml:space="preserve">Frontend: forecast detail page</w:t>
             </w:r>
           </w:p>
         </w:tc>
@@ -5026,7 +5149,7 @@
                 <w:sz w:val="19"/>
                 <w:szCs w:val="19"/>
               </w:rPr>
-              <w:t xml:space="preserve">Backend</w:t>
+              <w:t xml:space="preserve">Frontend</w:t>
             </w:r>
           </w:p>
         </w:tc>
@@ -5055,7 +5178,7 @@
                 <w:sz w:val="19"/>
                 <w:szCs w:val="19"/>
               </w:rPr>
-              <w:t xml:space="preserve">Sign-in, one-time profile wizard, my risk (day by day), history, models leaderboard, forecast detail</w:t>
+              <w:t xml:space="preserve">City forecast page (/forecast); the other pages are built</w:t>
             </w:r>
           </w:p>
         </w:tc>
@@ -5744,6 +5867,66 @@
                 <w:szCs w:val="19"/>
               </w:rPr>
               <w:t xml:space="preserve">What changed</w:t>
+            </w:r>
+          </w:p>
+        </w:tc>
+      </w:tr>
+      <w:tr>
+        <w:tc>
+          <w:tcPr>
+            <w:tcW w:type="dxa" w:w="1900"/>
+            <w:tcBorders>
+              <w:top w:val="single" w:color="BFBFBF" w:sz="4"/>
+              <w:left w:val="single" w:color="BFBFBF" w:sz="4"/>
+              <w:bottom w:val="single" w:color="BFBFBF" w:sz="4"/>
+              <w:right w:val="single" w:color="BFBFBF" w:sz="4"/>
+            </w:tcBorders>
+            <w:tcMar>
+              <w:top w:type="dxa" w:w="60"/>
+              <w:left w:type="dxa" w:w="100"/>
+              <w:bottom w:type="dxa" w:w="60"/>
+              <w:right w:type="dxa" w:w="100"/>
+            </w:tcMar>
+          </w:tcPr>
+          <w:p>
+            <w:r>
+              <w:rPr>
+                <w:rFonts w:ascii="Calibri" w:cs="Calibri" w:eastAsia="Calibri" w:hAnsi="Calibri"/>
+                <w:b w:val="false"/>
+                <w:bCs w:val="false"/>
+                <w:sz w:val="19"/>
+                <w:szCs w:val="19"/>
+              </w:rPr>
+              <w:t xml:space="preserve">6 Oct 2026</w:t>
+            </w:r>
+          </w:p>
+        </w:tc>
+        <w:tc>
+          <w:tcPr>
+            <w:tcW w:type="dxa" w:w="7738"/>
+            <w:tcBorders>
+              <w:top w:val="single" w:color="BFBFBF" w:sz="4"/>
+              <w:left w:val="single" w:color="BFBFBF" w:sz="4"/>
+              <w:bottom w:val="single" w:color="BFBFBF" w:sz="4"/>
+              <w:right w:val="single" w:color="BFBFBF" w:sz="4"/>
+            </w:tcBorders>
+            <w:tcMar>
+              <w:top w:type="dxa" w:w="60"/>
+              <w:left w:type="dxa" w:w="100"/>
+              <w:bottom w:type="dxa" w:w="60"/>
+              <w:right w:type="dxa" w:w="100"/>
+            </w:tcMar>
+          </w:tcPr>
+          <w:p>
+            <w:r>
+              <w:rPr>
+                <w:rFonts w:ascii="Calibri" w:cs="Calibri" w:eastAsia="Calibri" w:hAnsi="Calibri"/>
+                <w:b w:val="false"/>
+                <w:bCs w:val="false"/>
+                <w:sz w:val="19"/>
+                <w:szCs w:val="19"/>
+              </w:rPr>
+              <w:t xml:space="preserve">Sign-in, profile form, My risk, History and Models pages built.</w:t>
             </w:r>
           </w:p>
         </w:tc>

--- a/docs/Project_Progress.docx
+++ b/docs/Project_Progress.docx
@@ -5867,6 +5867,66 @@
                 <w:szCs w:val="19"/>
               </w:rPr>
               <w:t xml:space="preserve">What changed</w:t>
+            </w:r>
+          </w:p>
+        </w:tc>
+      </w:tr>
+      <w:tr>
+        <w:tc>
+          <w:tcPr>
+            <w:tcW w:type="dxa" w:w="1900"/>
+            <w:tcBorders>
+              <w:top w:val="single" w:color="BFBFBF" w:sz="4"/>
+              <w:left w:val="single" w:color="BFBFBF" w:sz="4"/>
+              <w:bottom w:val="single" w:color="BFBFBF" w:sz="4"/>
+              <w:right w:val="single" w:color="BFBFBF" w:sz="4"/>
+            </w:tcBorders>
+            <w:tcMar>
+              <w:top w:type="dxa" w:w="60"/>
+              <w:left w:type="dxa" w:w="100"/>
+              <w:bottom w:type="dxa" w:w="60"/>
+              <w:right w:type="dxa" w:w="100"/>
+            </w:tcMar>
+          </w:tcPr>
+          <w:p>
+            <w:r>
+              <w:rPr>
+                <w:rFonts w:ascii="Calibri" w:cs="Calibri" w:eastAsia="Calibri" w:hAnsi="Calibri"/>
+                <w:b w:val="false"/>
+                <w:bCs w:val="false"/>
+                <w:sz w:val="19"/>
+                <w:szCs w:val="19"/>
+              </w:rPr>
+              <w:t xml:space="preserve">6 Oct 2026</w:t>
+            </w:r>
+          </w:p>
+        </w:tc>
+        <w:tc>
+          <w:tcPr>
+            <w:tcW w:type="dxa" w:w="7738"/>
+            <w:tcBorders>
+              <w:top w:val="single" w:color="BFBFBF" w:sz="4"/>
+              <w:left w:val="single" w:color="BFBFBF" w:sz="4"/>
+              <w:bottom w:val="single" w:color="BFBFBF" w:sz="4"/>
+              <w:right w:val="single" w:color="BFBFBF" w:sz="4"/>
+            </w:tcBorders>
+            <w:tcMar>
+              <w:top w:type="dxa" w:w="60"/>
+              <w:left w:type="dxa" w:w="100"/>
+              <w:bottom w:type="dxa" w:w="60"/>
+              <w:right w:type="dxa" w:w="100"/>
+            </w:tcMar>
+          </w:tcPr>
+          <w:p>
+            <w:r>
+              <w:rPr>
+                <w:rFonts w:ascii="Calibri" w:cs="Calibri" w:eastAsia="Calibri" w:hAnsi="Calibri"/>
+                <w:b w:val="false"/>
+                <w:bCs w:val="false"/>
+                <w:sz w:val="19"/>
+                <w:szCs w:val="19"/>
+              </w:rPr>
+              <w:t xml:space="preserve">Risk score now shown out of 100 (each risk level fills a quarter of the scale).</w:t>
             </w:r>
           </w:p>
         </w:tc>

--- a/docs/Project_Progress.docx
+++ b/docs/Project_Progress.docx
@@ -47,7 +47,7 @@
           <w:sz w:val="18"/>
           <w:szCs w:val="18"/>
         </w:rPr>
-        <w:t xml:space="preserve">Last updated: 6 October 2026    |    Latest commit: 75af4ea Landing page and dashboard; signed-in pages pending commit</w:t>
+        <w:t xml:space="preserve">Last updated: 7 October 2026    |    Latest commit: 75af4ea Landing page and dashboard; signed-in pages pending commit</w:t>
       </w:r>
     </w:p>
     <w:p>
@@ -5867,6 +5867,66 @@
                 <w:szCs w:val="19"/>
               </w:rPr>
               <w:t xml:space="preserve">What changed</w:t>
+            </w:r>
+          </w:p>
+        </w:tc>
+      </w:tr>
+      <w:tr>
+        <w:tc>
+          <w:tcPr>
+            <w:tcW w:type="dxa" w:w="1900"/>
+            <w:tcBorders>
+              <w:top w:val="single" w:color="BFBFBF" w:sz="4"/>
+              <w:left w:val="single" w:color="BFBFBF" w:sz="4"/>
+              <w:bottom w:val="single" w:color="BFBFBF" w:sz="4"/>
+              <w:right w:val="single" w:color="BFBFBF" w:sz="4"/>
+            </w:tcBorders>
+            <w:tcMar>
+              <w:top w:type="dxa" w:w="60"/>
+              <w:left w:type="dxa" w:w="100"/>
+              <w:bottom w:type="dxa" w:w="60"/>
+              <w:right w:type="dxa" w:w="100"/>
+            </w:tcMar>
+          </w:tcPr>
+          <w:p>
+            <w:r>
+              <w:rPr>
+                <w:rFonts w:ascii="Calibri" w:cs="Calibri" w:eastAsia="Calibri" w:hAnsi="Calibri"/>
+                <w:b w:val="false"/>
+                <w:bCs w:val="false"/>
+                <w:sz w:val="19"/>
+                <w:szCs w:val="19"/>
+              </w:rPr>
+              <w:t xml:space="preserve">7 Oct 2026</w:t>
+            </w:r>
+          </w:p>
+        </w:tc>
+        <w:tc>
+          <w:tcPr>
+            <w:tcW w:type="dxa" w:w="7738"/>
+            <w:tcBorders>
+              <w:top w:val="single" w:color="BFBFBF" w:sz="4"/>
+              <w:left w:val="single" w:color="BFBFBF" w:sz="4"/>
+              <w:bottom w:val="single" w:color="BFBFBF" w:sz="4"/>
+              <w:right w:val="single" w:color="BFBFBF" w:sz="4"/>
+            </w:tcBorders>
+            <w:tcMar>
+              <w:top w:type="dxa" w:w="60"/>
+              <w:left w:type="dxa" w:w="100"/>
+              <w:bottom w:type="dxa" w:w="60"/>
+              <w:right w:type="dxa" w:w="100"/>
+            </w:tcMar>
+          </w:tcPr>
+          <w:p>
+            <w:r>
+              <w:rPr>
+                <w:rFonts w:ascii="Calibri" w:cs="Calibri" w:eastAsia="Calibri" w:hAnsi="Calibri"/>
+                <w:b w:val="false"/>
+                <w:bCs w:val="false"/>
+                <w:sz w:val="19"/>
+                <w:szCs w:val="19"/>
+              </w:rPr>
+              <w:t xml:space="preserve">Precautions now follow the selected day's risk (tomorrow by default) instead of the week's highest level; day cards are clickable.</w:t>
             </w:r>
           </w:p>
         </w:tc>

--- a/docs/Project_Progress.docx
+++ b/docs/Project_Progress.docx
@@ -47,7 +47,7 @@
           <w:sz w:val="18"/>
           <w:szCs w:val="18"/>
         </w:rPr>
-        <w:t xml:space="preserve">Last updated: 7 October 2026    |    Latest commit: 75af4ea Landing page and dashboard; signed-in pages pending commit</w:t>
+        <w:t xml:space="preserve">Last updated: 8 October 2026    |    Latest commit: 75af4ea Landing page and dashboard; signed-in pages pending commit</w:t>
       </w:r>
     </w:p>
     <w:p>
@@ -5867,6 +5867,66 @@
                 <w:szCs w:val="19"/>
               </w:rPr>
               <w:t xml:space="preserve">What changed</w:t>
+            </w:r>
+          </w:p>
+        </w:tc>
+      </w:tr>
+      <w:tr>
+        <w:tc>
+          <w:tcPr>
+            <w:tcW w:type="dxa" w:w="1900"/>
+            <w:tcBorders>
+              <w:top w:val="single" w:color="BFBFBF" w:sz="4"/>
+              <w:left w:val="single" w:color="BFBFBF" w:sz="4"/>
+              <w:bottom w:val="single" w:color="BFBFBF" w:sz="4"/>
+              <w:right w:val="single" w:color="BFBFBF" w:sz="4"/>
+            </w:tcBorders>
+            <w:tcMar>
+              <w:top w:type="dxa" w:w="60"/>
+              <w:left w:type="dxa" w:w="100"/>
+              <w:bottom w:type="dxa" w:w="60"/>
+              <w:right w:type="dxa" w:w="100"/>
+            </w:tcMar>
+          </w:tcPr>
+          <w:p>
+            <w:r>
+              <w:rPr>
+                <w:rFonts w:ascii="Calibri" w:cs="Calibri" w:eastAsia="Calibri" w:hAnsi="Calibri"/>
+                <w:b w:val="false"/>
+                <w:bCs w:val="false"/>
+                <w:sz w:val="19"/>
+                <w:szCs w:val="19"/>
+              </w:rPr>
+              <w:t xml:space="preserve">8 Oct 2026</w:t>
+            </w:r>
+          </w:p>
+        </w:tc>
+        <w:tc>
+          <w:tcPr>
+            <w:tcW w:type="dxa" w:w="7738"/>
+            <w:tcBorders>
+              <w:top w:val="single" w:color="BFBFBF" w:sz="4"/>
+              <w:left w:val="single" w:color="BFBFBF" w:sz="4"/>
+              <w:bottom w:val="single" w:color="BFBFBF" w:sz="4"/>
+              <w:right w:val="single" w:color="BFBFBF" w:sz="4"/>
+            </w:tcBorders>
+            <w:tcMar>
+              <w:top w:type="dxa" w:w="60"/>
+              <w:left w:type="dxa" w:w="100"/>
+              <w:bottom w:type="dxa" w:w="60"/>
+              <w:right w:type="dxa" w:w="100"/>
+            </w:tcMar>
+          </w:tcPr>
+          <w:p>
+            <w:r>
+              <w:rPr>
+                <w:rFonts w:ascii="Calibri" w:cs="Calibri" w:eastAsia="Calibri" w:hAnsi="Calibri"/>
+                <w:b w:val="false"/>
+                <w:bCs w:val="false"/>
+                <w:sz w:val="19"/>
+                <w:szCs w:val="19"/>
+              </w:rPr>
+              <w:t xml:space="preserve">Project working guide written (22 pages, theory and technical): docs/Project_Working_Guide.docx.</w:t>
             </w:r>
           </w:p>
         </w:tc>
